--- a/templates/working/Запрос_в_РСЦ.docx
+++ b/templates/working/Запрос_в_РСЦ.docx
@@ -448,10 +448,44 @@
         </w:rPr>
         <w:t>.</w:t>
       </w:r>
-      <w:r>
+      <w:proofErr w:type="spellStart"/>
+      <w:r>
+        <w:rPr>
+          <w:rFonts w:ascii="Times New Roman" w:eastAsia="Calibri" w:hAnsi="Times New Roman" w:cs="Times New Roman"/>
+          <w:sz w:val="28"/>
+          <w:szCs w:val="28"/>
+          <w:lang w:val="en-US" w:eastAsia="ru-RU"/>
+        </w:rPr>
+        <w:t>firstNameDative</w:t>
+      </w:r>
+      <w:proofErr w:type="spellEnd"/>
+      <w:r>
+        <w:rPr>
+          <w:rFonts w:ascii="Times New Roman" w:eastAsia="Calibri" w:hAnsi="Times New Roman" w:cs="Times New Roman"/>
+          <w:sz w:val="28"/>
+          <w:szCs w:val="28"/>
+          <w:lang w:val="ru-RU" w:eastAsia="ru-RU"/>
+        </w:rPr>
+        <w:t>}}</w:t>
+      </w:r>
+      <w:r>
+        <w:rPr>
+          <w:rFonts w:ascii="Times New Roman" w:eastAsia="Calibri" w:hAnsi="Times New Roman" w:cs="Times New Roman"/>
+          <w:sz w:val="28"/>
+          <w:szCs w:val="28"/>
+          <w:lang w:val="ru-RU" w:eastAsia="ru-RU"/>
+        </w:rPr>
         <w:t xml:space="preserve"> </w:t>
       </w:r>
-      <w:proofErr w:type="spellStart"/>
+      <w:r>
+        <w:rPr>
+          <w:rFonts w:ascii="Times New Roman" w:eastAsia="Calibri" w:hAnsi="Times New Roman" w:cs="Times New Roman"/>
+          <w:sz w:val="28"/>
+          <w:szCs w:val="28"/>
+          <w:lang w:val="ru-RU" w:eastAsia="ru-RU"/>
+        </w:rPr>
+        <w:t>{{</w:t>
+      </w:r>
       <w:r>
         <w:rPr>
           <w:rFonts w:ascii="Times New Roman" w:eastAsia="Calibri" w:hAnsi="Times New Roman" w:cs="Times New Roman"/>
@@ -459,43 +493,6 @@
           <w:szCs w:val="28"/>
           <w:lang w:val="en-US" w:eastAsia="ru-RU"/>
         </w:rPr>
-        <w:t>firstNameDative</w:t>
-      </w:r>
-      <w:proofErr w:type="spellEnd"/>
-      <w:r>
-        <w:rPr>
-          <w:rFonts w:ascii="Times New Roman" w:eastAsia="Calibri" w:hAnsi="Times New Roman" w:cs="Times New Roman"/>
-          <w:sz w:val="28"/>
-          <w:szCs w:val="28"/>
-          <w:lang w:val="ru-RU" w:eastAsia="ru-RU"/>
-        </w:rPr>
-        <w:t>}}</w:t>
-      </w:r>
-      <w:r>
-        <w:rPr>
-          <w:rFonts w:ascii="Times New Roman" w:eastAsia="Calibri" w:hAnsi="Times New Roman" w:cs="Times New Roman"/>
-          <w:sz w:val="28"/>
-          <w:szCs w:val="28"/>
-          <w:lang w:val="ru-RU" w:eastAsia="ru-RU"/>
-        </w:rPr>
-        <w:t xml:space="preserve"> </w:t>
-      </w:r>
-      <w:r>
-        <w:rPr>
-          <w:rFonts w:ascii="Times New Roman" w:eastAsia="Calibri" w:hAnsi="Times New Roman" w:cs="Times New Roman"/>
-          <w:sz w:val="28"/>
-          <w:szCs w:val="28"/>
-          <w:lang w:val="ru-RU" w:eastAsia="ru-RU"/>
-        </w:rPr>
-        <w:t>{{</w:t>
-      </w:r>
-      <w:r>
-        <w:rPr>
-          <w:rFonts w:ascii="Times New Roman" w:eastAsia="Calibri" w:hAnsi="Times New Roman" w:cs="Times New Roman"/>
-          <w:sz w:val="28"/>
-          <w:szCs w:val="28"/>
-          <w:lang w:val="en-US" w:eastAsia="ru-RU"/>
-        </w:rPr>
         <w:t>seller</w:t>
       </w:r>
       <w:r>
@@ -506,9 +503,6 @@
           <w:lang w:val="ru-RU" w:eastAsia="ru-RU"/>
         </w:rPr>
         <w:t>.</w:t>
-      </w:r>
-      <w:r>
-        <w:t xml:space="preserve"> </w:t>
       </w:r>
       <w:proofErr w:type="spellStart"/>
       <w:r>
@@ -959,7 +953,7 @@
             </wp:inline>
           </w:drawing>
         </mc:Choice>
-        <mc:Fallback xmlns:oel="http://schemas.microsoft.com/office/2019/extlst" xmlns:w16du="http://schemas.microsoft.com/office/word/2023/wordml/word16du" xmlns:w16sdtfl="http://schemas.microsoft.com/office/word/2024/wordml/sdtformatlock">
+        <mc:Fallback xmlns:w16sdtfl="http://schemas.microsoft.com/office/word/2024/wordml/sdtformatlock" xmlns:w16du="http://schemas.microsoft.com/office/word/2023/wordml/word16du" xmlns:oel="http://schemas.microsoft.com/office/2019/extlst">
           <w:pict>
             <v:group w14:anchorId="0528F890" id="Group 12" o:spid="_x0000_s1026" style="width:468pt;height:.75pt;mso-position-horizontal-relative:char;mso-position-vertical-relative:line" coordsize="60509,95" o:gfxdata="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">
               <v:shape id="Graphic 13" o:spid="_x0000_s1027" style="position:absolute;top:47;width:60509;height:13;visibility:visible;mso-wrap-style:square;v-text-anchor:top" coordsize="6050915,1270" o:gfxdata="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" path="m,l6050287,e" filled="f" strokecolor="#231f20" strokeweight=".26467mm">
@@ -1600,7 +1594,7 @@
             </wp:anchor>
           </w:drawing>
         </mc:Choice>
-        <mc:Fallback xmlns:oel="http://schemas.microsoft.com/office/2019/extlst" xmlns:w16du="http://schemas.microsoft.com/office/word/2023/wordml/word16du" xmlns:w16sdtfl="http://schemas.microsoft.com/office/word/2024/wordml/sdtformatlock">
+        <mc:Fallback xmlns:w16sdtfl="http://schemas.microsoft.com/office/word/2024/wordml/sdtformatlock" xmlns:w16du="http://schemas.microsoft.com/office/word/2023/wordml/word16du" xmlns:oel="http://schemas.microsoft.com/office/2019/extlst">
           <w:pict>
             <v:group w14:anchorId="28F6C655" id="Group 10" o:spid="_x0000_s1026" style="position:absolute;margin-left:0;margin-top:18.7pt;width:476.45pt;height:.75pt;z-index:-251656192" coordsize="60509,95" o:gfxdata="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">
               <v:shape id="Graphic 11" o:spid="_x0000_s1027" style="position:absolute;top:47;width:60509;height:13;visibility:visible;mso-wrap-style:square;v-text-anchor:top" coordsize="6050915,1270" o:gfxdata="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" path="m,l6050287,e" filled="f" strokecolor="#231f20" strokeweight=".26467mm">

--- a/templates/working/Запрос_в_РСЦ.docx
+++ b/templates/working/Запрос_в_РСЦ.docx
@@ -729,16 +729,6 @@
         </w:rPr>
         <w:t>28488</w:t>
       </w:r>
-    </w:p>
-    <w:p>
-      <w:pPr>
-        <w:rPr>
-          <w:rFonts w:ascii="Times New Roman" w:hAnsi="Times New Roman" w:cs="Times New Roman"/>
-          <w:sz w:val="28"/>
-          <w:szCs w:val="28"/>
-          <w:lang w:val="ru-RU"/>
-        </w:rPr>
-      </w:pPr>
     </w:p>
     <w:p>
       <w:pPr>

--- a/templates/working/Запрос_в_РСЦ.docx
+++ b/templates/working/Запрос_в_РСЦ.docx
@@ -1,6 +1,6 @@
 
 <file path=word/document.xml><?xml version="1.0" encoding="utf-8"?>
-<w:document xmlns:wpc="http://schemas.microsoft.com/office/word/2010/wordprocessingCanvas" xmlns:cx="http://schemas.microsoft.com/office/drawing/2014/chartex" xmlns:cx1="http://schemas.microsoft.com/office/drawing/2015/9/8/chartex" xmlns:cx2="http://schemas.microsoft.com/office/drawing/2015/10/21/chartex" xmlns:cx3="http://schemas.microsoft.com/office/drawing/2016/5/9/chartex" xmlns:cx4="http://schemas.microsoft.com/office/drawing/2016/5/10/chartex" xmlns:cx5="http://schemas.microsoft.com/office/drawing/2016/5/11/chartex" xmlns:cx6="http://schemas.microsoft.com/office/drawing/2016/5/12/chartex" xmlns:cx7="http://schemas.microsoft.com/office/drawing/2016/5/13/chartex" xmlns:cx8="http://schemas.microsoft.com/office/drawing/2016/5/14/chartex" xmlns:mc="http://schemas.openxmlformats.org/markup-compatibility/2006" xmlns:aink="http://schemas.microsoft.com/office/drawing/2016/ink" xmlns:am3d="http://schemas.microsoft.com/office/drawing/2017/model3d" xmlns:o="urn:schemas-microsoft-com:office:office" xmlns:r="http://schemas.openxmlformats.org/officeDocument/2006/relationships" xmlns:m="http://schemas.openxmlformats.org/officeDocument/2006/math" xmlns:v="urn:schemas-microsoft-com:vml" xmlns:wp14="http://schemas.microsoft.com/office/word/2010/wordprocessingDrawing" xmlns:wp="http://schemas.openxmlformats.org/drawingml/2006/wordprocessingDrawing" xmlns:w10="urn:schemas-microsoft-com:office:word" xmlns:w="http://schemas.openxmlformats.org/wordprocessingml/2006/main" xmlns:w14="http://schemas.microsoft.com/office/word/2010/wordml" xmlns:w15="http://schemas.microsoft.com/office/word/2012/wordml" xmlns:w16cex="http://schemas.microsoft.com/office/word/2018/wordml/cex" xmlns:w16cid="http://schemas.microsoft.com/office/word/2016/wordml/cid" xmlns:w16="http://schemas.microsoft.com/office/word/2018/wordml" xmlns:w16sdtdh="http://schemas.microsoft.com/office/word/2020/wordml/sdtdatahash" xmlns:w16se="http://schemas.microsoft.com/office/word/2015/wordml/symex" xmlns:wpg="http://schemas.microsoft.com/office/word/2010/wordprocessingGroup" xmlns:wpi="http://schemas.microsoft.com/office/word/2010/wordprocessingInk" xmlns:wne="http://schemas.microsoft.com/office/word/2006/wordml" xmlns:wps="http://schemas.microsoft.com/office/word/2010/wordprocessingShape" mc:Ignorable="w14 w15 w16se w16cid w16 w16cex w16sdtdh wp14">
+<w:document xmlns:wpc="http://schemas.microsoft.com/office/word/2010/wordprocessingCanvas" xmlns:cx="http://schemas.microsoft.com/office/drawing/2014/chartex" xmlns:cx1="http://schemas.microsoft.com/office/drawing/2015/9/8/chartex" xmlns:cx2="http://schemas.microsoft.com/office/drawing/2015/10/21/chartex" xmlns:cx3="http://schemas.microsoft.com/office/drawing/2016/5/9/chartex" xmlns:cx4="http://schemas.microsoft.com/office/drawing/2016/5/10/chartex" xmlns:cx5="http://schemas.microsoft.com/office/drawing/2016/5/11/chartex" xmlns:cx6="http://schemas.microsoft.com/office/drawing/2016/5/12/chartex" xmlns:cx7="http://schemas.microsoft.com/office/drawing/2016/5/13/chartex" xmlns:cx8="http://schemas.microsoft.com/office/drawing/2016/5/14/chartex" xmlns:mc="http://schemas.openxmlformats.org/markup-compatibility/2006" xmlns:aink="http://schemas.microsoft.com/office/drawing/2016/ink" xmlns:am3d="http://schemas.microsoft.com/office/drawing/2017/model3d" xmlns:o="urn:schemas-microsoft-com:office:office" xmlns:oel="http://schemas.microsoft.com/office/2019/extlst" xmlns:r="http://schemas.openxmlformats.org/officeDocument/2006/relationships" xmlns:m="http://schemas.openxmlformats.org/officeDocument/2006/math" xmlns:v="urn:schemas-microsoft-com:vml" xmlns:wp14="http://schemas.microsoft.com/office/word/2010/wordprocessingDrawing" xmlns:wp="http://schemas.openxmlformats.org/drawingml/2006/wordprocessingDrawing" xmlns:w10="urn:schemas-microsoft-com:office:word" xmlns:w="http://schemas.openxmlformats.org/wordprocessingml/2006/main" xmlns:w14="http://schemas.microsoft.com/office/word/2010/wordml" xmlns:w15="http://schemas.microsoft.com/office/word/2012/wordml" xmlns:w16cex="http://schemas.microsoft.com/office/word/2018/wordml/cex" xmlns:w16cid="http://schemas.microsoft.com/office/word/2016/wordml/cid" xmlns:w16="http://schemas.microsoft.com/office/word/2018/wordml" xmlns:w16du="http://schemas.microsoft.com/office/word/2023/wordml/word16du" xmlns:w16sdtdh="http://schemas.microsoft.com/office/word/2020/wordml/sdtdatahash" xmlns:w16sdtfl="http://schemas.microsoft.com/office/word/2024/wordml/sdtformatlock" xmlns:w16se="http://schemas.microsoft.com/office/word/2015/wordml/symex" xmlns:wpg="http://schemas.microsoft.com/office/word/2010/wordprocessingGroup" xmlns:wpi="http://schemas.microsoft.com/office/word/2010/wordprocessingInk" xmlns:wne="http://schemas.microsoft.com/office/word/2006/wordml" xmlns:wps="http://schemas.microsoft.com/office/word/2010/wordprocessingShape" mc:Ignorable="w14 w15 w16se w16cid w16 w16cex w16sdtdh w16sdtfl w16du wp14">
   <w:body>
     <w:p>
       <w:pPr>
@@ -675,59 +675,72 @@
     </w:p>
     <w:p>
       <w:pPr>
+        <w:pStyle w:val="a5"/>
         <w:tabs>
           <w:tab w:val="left" w:pos="1134"/>
         </w:tabs>
         <w:ind w:firstLine="709"/>
-        <w:contextualSpacing/>
         <w:jc w:val="both"/>
         <w:rPr>
-          <w:rFonts w:ascii="Times New Roman" w:eastAsia="Calibri" w:hAnsi="Times New Roman" w:cs="Times New Roman"/>
+          <w:rFonts w:ascii="Times New Roman" w:hAnsi="Times New Roman"/>
           <w:bCs/>
           <w:sz w:val="28"/>
           <w:szCs w:val="28"/>
-          <w:lang w:val="ru-RU"/>
         </w:rPr>
       </w:pPr>
       <w:r>
         <w:rPr>
-          <w:rFonts w:ascii="Times New Roman" w:eastAsia="Calibri" w:hAnsi="Times New Roman" w:cs="Times New Roman"/>
+          <w:rFonts w:ascii="Times New Roman" w:hAnsi="Times New Roman"/>
           <w:color w:val="000000"/>
           <w:sz w:val="28"/>
           <w:szCs w:val="28"/>
-          <w:lang w:val="ru-RU"/>
         </w:rPr>
         <w:t>Сведения просим выдать на руки риэлтеру ООО «</w:t>
       </w:r>
       <w:r>
         <w:rPr>
-          <w:rFonts w:ascii="Times New Roman" w:eastAsia="Calibri" w:hAnsi="Times New Roman" w:cs="Times New Roman"/>
+          <w:rFonts w:ascii="Times New Roman" w:hAnsi="Times New Roman"/>
           <w:color w:val="000000"/>
           <w:sz w:val="28"/>
           <w:szCs w:val="28"/>
-          <w:lang w:val="ru-RU"/>
         </w:rPr>
         <w:t>ГермесГарант</w:t>
       </w:r>
       <w:r>
         <w:rPr>
-          <w:rFonts w:ascii="Times New Roman" w:eastAsia="Calibri" w:hAnsi="Times New Roman" w:cs="Times New Roman"/>
+          <w:rFonts w:ascii="Times New Roman" w:hAnsi="Times New Roman"/>
           <w:color w:val="000000"/>
           <w:sz w:val="28"/>
           <w:szCs w:val="28"/>
-          <w:lang w:val="ru-RU"/>
-        </w:rPr>
-        <w:t>» Турко О.Р., идентификационная пластиковая карточка 00</w:t>
-      </w:r>
-      <w:r>
-        <w:rPr>
-          <w:rFonts w:ascii="Times New Roman" w:eastAsia="Calibri" w:hAnsi="Times New Roman" w:cs="Times New Roman"/>
+        </w:rPr>
+        <w:t xml:space="preserve">» </w:t>
+      </w:r>
+      <w:r>
+        <w:rPr>
+          <w:rFonts w:ascii="Times New Roman" w:hAnsi="Times New Roman"/>
           <w:color w:val="000000"/>
           <w:sz w:val="28"/>
           <w:szCs w:val="28"/>
-          <w:lang w:val="ru-RU"/>
-        </w:rPr>
-        <w:t>28488</w:t>
+        </w:rPr>
+        <w:t>{{agent.initials}}</w:t>
+      </w:r>
+      <w:r>
+        <w:rPr>
+          <w:rFonts w:ascii="Times New Roman" w:hAnsi="Times New Roman"/>
+          <w:color w:val="000000"/>
+          <w:sz w:val="28"/>
+          <w:szCs w:val="28"/>
+        </w:rPr>
+        <w:t xml:space="preserve">, идентификационная пластиковая карточка </w:t>
+      </w:r>
+      <w:r>
+        <w:rPr>
+          <w:rFonts w:ascii="Times New Roman" w:hAnsi="Times New Roman"/>
+          <w:color w:val="000000"/>
+          <w:sz w:val="28"/>
+          <w:szCs w:val="28"/>
+        </w:rPr>
+        <w:t>{{agent.cardNumber}}</w:t>
       </w:r>
     </w:p>
     <w:p>
@@ -736,7 +749,6 @@
           <w:rFonts w:ascii="Times New Roman" w:hAnsi="Times New Roman" w:cs="Times New Roman"/>
           <w:sz w:val="28"/>
           <w:szCs w:val="28"/>
-          <w:lang w:val="ru-RU"/>
         </w:rPr>
       </w:pPr>
     </w:p>
@@ -842,7 +854,7 @@
 </file>
 
 <file path=word/endnotes.xml><?xml version="1.0" encoding="utf-8"?>
-<w:endnotes xmlns:wpc="http://schemas.microsoft.com/office/word/2010/wordprocessingCanvas" xmlns:cx="http://schemas.microsoft.com/office/drawing/2014/chartex" xmlns:cx1="http://schemas.microsoft.com/office/drawing/2015/9/8/chartex" xmlns:cx2="http://schemas.microsoft.com/office/drawing/2015/10/21/chartex" xmlns:cx3="http://schemas.microsoft.com/office/drawing/2016/5/9/chartex" xmlns:cx4="http://schemas.microsoft.com/office/drawing/2016/5/10/chartex" xmlns:cx5="http://schemas.microsoft.com/office/drawing/2016/5/11/chartex" xmlns:cx6="http://schemas.microsoft.com/office/drawing/2016/5/12/chartex" xmlns:cx7="http://schemas.microsoft.com/office/drawing/2016/5/13/chartex" xmlns:cx8="http://schemas.microsoft.com/office/drawing/2016/5/14/chartex" xmlns:mc="http://schemas.openxmlformats.org/markup-compatibility/2006" xmlns:aink="http://schemas.microsoft.com/office/drawing/2016/ink" xmlns:am3d="http://schemas.microsoft.com/office/drawing/2017/model3d" xmlns:o="urn:schemas-microsoft-com:office:office" xmlns:r="http://schemas.openxmlformats.org/officeDocument/2006/relationships" xmlns:m="http://schemas.openxmlformats.org/officeDocument/2006/math" xmlns:v="urn:schemas-microsoft-com:vml" xmlns:wp14="http://schemas.microsoft.com/office/word/2010/wordprocessingDrawing" xmlns:wp="http://schemas.openxmlformats.org/drawingml/2006/wordprocessingDrawing" xmlns:w10="urn:schemas-microsoft-com:office:word" xmlns:w="http://schemas.openxmlformats.org/wordprocessingml/2006/main" xmlns:w14="http://schemas.microsoft.com/office/word/2010/wordml" xmlns:w15="http://schemas.microsoft.com/office/word/2012/wordml" xmlns:w16cex="http://schemas.microsoft.com/office/word/2018/wordml/cex" xmlns:w16cid="http://schemas.microsoft.com/office/word/2016/wordml/cid" xmlns:w16="http://schemas.microsoft.com/office/word/2018/wordml" xmlns:w16sdtdh="http://schemas.microsoft.com/office/word/2020/wordml/sdtdatahash" xmlns:w16se="http://schemas.microsoft.com/office/word/2015/wordml/symex" xmlns:wpg="http://schemas.microsoft.com/office/word/2010/wordprocessingGroup" xmlns:wpi="http://schemas.microsoft.com/office/word/2010/wordprocessingInk" xmlns:wne="http://schemas.microsoft.com/office/word/2006/wordml" xmlns:wps="http://schemas.microsoft.com/office/word/2010/wordprocessingShape" mc:Ignorable="w14 w15 w16se w16cid w16 w16cex w16sdtdh wp14">
+<w:endnotes xmlns:wpc="http://schemas.microsoft.com/office/word/2010/wordprocessingCanvas" xmlns:cx="http://schemas.microsoft.com/office/drawing/2014/chartex" xmlns:cx1="http://schemas.microsoft.com/office/drawing/2015/9/8/chartex" xmlns:cx2="http://schemas.microsoft.com/office/drawing/2015/10/21/chartex" xmlns:cx3="http://schemas.microsoft.com/office/drawing/2016/5/9/chartex" xmlns:cx4="http://schemas.microsoft.com/office/drawing/2016/5/10/chartex" xmlns:cx5="http://schemas.microsoft.com/office/drawing/2016/5/11/chartex" xmlns:cx6="http://schemas.microsoft.com/office/drawing/2016/5/12/chartex" xmlns:cx7="http://schemas.microsoft.com/office/drawing/2016/5/13/chartex" xmlns:cx8="http://schemas.microsoft.com/office/drawing/2016/5/14/chartex" xmlns:mc="http://schemas.openxmlformats.org/markup-compatibility/2006" xmlns:aink="http://schemas.microsoft.com/office/drawing/2016/ink" xmlns:am3d="http://schemas.microsoft.com/office/drawing/2017/model3d" xmlns:o="urn:schemas-microsoft-com:office:office" xmlns:oel="http://schemas.microsoft.com/office/2019/extlst" xmlns:r="http://schemas.openxmlformats.org/officeDocument/2006/relationships" xmlns:m="http://schemas.openxmlformats.org/officeDocument/2006/math" xmlns:v="urn:schemas-microsoft-com:vml" xmlns:wp14="http://schemas.microsoft.com/office/word/2010/wordprocessingDrawing" xmlns:wp="http://schemas.openxmlformats.org/drawingml/2006/wordprocessingDrawing" xmlns:w10="urn:schemas-microsoft-com:office:word" xmlns:w="http://schemas.openxmlformats.org/wordprocessingml/2006/main" xmlns:w14="http://schemas.microsoft.com/office/word/2010/wordml" xmlns:w15="http://schemas.microsoft.com/office/word/2012/wordml" xmlns:w16cex="http://schemas.microsoft.com/office/word/2018/wordml/cex" xmlns:w16cid="http://schemas.microsoft.com/office/word/2016/wordml/cid" xmlns:w16="http://schemas.microsoft.com/office/word/2018/wordml" xmlns:w16du="http://schemas.microsoft.com/office/word/2023/wordml/word16du" xmlns:w16sdtdh="http://schemas.microsoft.com/office/word/2020/wordml/sdtdatahash" xmlns:w16sdtfl="http://schemas.microsoft.com/office/word/2024/wordml/sdtformatlock" xmlns:w16se="http://schemas.microsoft.com/office/word/2015/wordml/symex" xmlns:wpg="http://schemas.microsoft.com/office/word/2010/wordprocessingGroup" xmlns:wpi="http://schemas.microsoft.com/office/word/2010/wordprocessingInk" xmlns:wne="http://schemas.microsoft.com/office/word/2006/wordml" xmlns:wps="http://schemas.microsoft.com/office/word/2010/wordprocessingShape" mc:Ignorable="w14 w15 w16se w16cid w16 w16cex w16sdtdh w16sdtfl w16du wp14">
   <w:endnote w:type="separator" w:id="-1">
     <w:p>
       <w:r>
@@ -861,7 +873,7 @@
 </file>
 
 <file path=word/footer1.xml><?xml version="1.0" encoding="utf-8"?>
-<w:ftr xmlns:wpc="http://schemas.microsoft.com/office/word/2010/wordprocessingCanvas" xmlns:cx="http://schemas.microsoft.com/office/drawing/2014/chartex" xmlns:cx1="http://schemas.microsoft.com/office/drawing/2015/9/8/chartex" xmlns:cx2="http://schemas.microsoft.com/office/drawing/2015/10/21/chartex" xmlns:cx3="http://schemas.microsoft.com/office/drawing/2016/5/9/chartex" xmlns:cx4="http://schemas.microsoft.com/office/drawing/2016/5/10/chartex" xmlns:cx5="http://schemas.microsoft.com/office/drawing/2016/5/11/chartex" xmlns:cx6="http://schemas.microsoft.com/office/drawing/2016/5/12/chartex" xmlns:cx7="http://schemas.microsoft.com/office/drawing/2016/5/13/chartex" xmlns:cx8="http://schemas.microsoft.com/office/drawing/2016/5/14/chartex" xmlns:mc="http://schemas.openxmlformats.org/markup-compatibility/2006" xmlns:aink="http://schemas.microsoft.com/office/drawing/2016/ink" xmlns:am3d="http://schemas.microsoft.com/office/drawing/2017/model3d" xmlns:o="urn:schemas-microsoft-com:office:office" xmlns:r="http://schemas.openxmlformats.org/officeDocument/2006/relationships" xmlns:m="http://schemas.openxmlformats.org/officeDocument/2006/math" xmlns:v="urn:schemas-microsoft-com:vml" xmlns:wp14="http://schemas.microsoft.com/office/word/2010/wordprocessingDrawing" xmlns:wp="http://schemas.openxmlformats.org/drawingml/2006/wordprocessingDrawing" xmlns:w10="urn:schemas-microsoft-com:office:word" xmlns:w="http://schemas.openxmlformats.org/wordprocessingml/2006/main" xmlns:w14="http://schemas.microsoft.com/office/word/2010/wordml" xmlns:w15="http://schemas.microsoft.com/office/word/2012/wordml" xmlns:w16cex="http://schemas.microsoft.com/office/word/2018/wordml/cex" xmlns:w16cid="http://schemas.microsoft.com/office/word/2016/wordml/cid" xmlns:w16="http://schemas.microsoft.com/office/word/2018/wordml" xmlns:w16sdtdh="http://schemas.microsoft.com/office/word/2020/wordml/sdtdatahash" xmlns:w16se="http://schemas.microsoft.com/office/word/2015/wordml/symex" xmlns:wpg="http://schemas.microsoft.com/office/word/2010/wordprocessingGroup" xmlns:wpi="http://schemas.microsoft.com/office/word/2010/wordprocessingInk" xmlns:wne="http://schemas.microsoft.com/office/word/2006/wordml" xmlns:wps="http://schemas.microsoft.com/office/word/2010/wordprocessingShape" mc:Ignorable="w14 w15 w16se w16cid w16 w16cex w16sdtdh wp14">
+<w:ftr xmlns:wpc="http://schemas.microsoft.com/office/word/2010/wordprocessingCanvas" xmlns:cx="http://schemas.microsoft.com/office/drawing/2014/chartex" xmlns:cx1="http://schemas.microsoft.com/office/drawing/2015/9/8/chartex" xmlns:cx2="http://schemas.microsoft.com/office/drawing/2015/10/21/chartex" xmlns:cx3="http://schemas.microsoft.com/office/drawing/2016/5/9/chartex" xmlns:cx4="http://schemas.microsoft.com/office/drawing/2016/5/10/chartex" xmlns:cx5="http://schemas.microsoft.com/office/drawing/2016/5/11/chartex" xmlns:cx6="http://schemas.microsoft.com/office/drawing/2016/5/12/chartex" xmlns:cx7="http://schemas.microsoft.com/office/drawing/2016/5/13/chartex" xmlns:cx8="http://schemas.microsoft.com/office/drawing/2016/5/14/chartex" xmlns:mc="http://schemas.openxmlformats.org/markup-compatibility/2006" xmlns:aink="http://schemas.microsoft.com/office/drawing/2016/ink" xmlns:am3d="http://schemas.microsoft.com/office/drawing/2017/model3d" xmlns:o="urn:schemas-microsoft-com:office:office" xmlns:oel="http://schemas.microsoft.com/office/2019/extlst" xmlns:r="http://schemas.openxmlformats.org/officeDocument/2006/relationships" xmlns:m="http://schemas.openxmlformats.org/officeDocument/2006/math" xmlns:v="urn:schemas-microsoft-com:vml" xmlns:wp14="http://schemas.microsoft.com/office/word/2010/wordprocessingDrawing" xmlns:wp="http://schemas.openxmlformats.org/drawingml/2006/wordprocessingDrawing" xmlns:w10="urn:schemas-microsoft-com:office:word" xmlns:w="http://schemas.openxmlformats.org/wordprocessingml/2006/main" xmlns:w14="http://schemas.microsoft.com/office/word/2010/wordml" xmlns:w15="http://schemas.microsoft.com/office/word/2012/wordml" xmlns:w16cex="http://schemas.microsoft.com/office/word/2018/wordml/cex" xmlns:w16cid="http://schemas.microsoft.com/office/word/2016/wordml/cid" xmlns:w16="http://schemas.microsoft.com/office/word/2018/wordml" xmlns:w16du="http://schemas.microsoft.com/office/word/2023/wordml/word16du" xmlns:w16sdtdh="http://schemas.microsoft.com/office/word/2020/wordml/sdtdatahash" xmlns:w16sdtfl="http://schemas.microsoft.com/office/word/2024/wordml/sdtformatlock" xmlns:w16se="http://schemas.microsoft.com/office/word/2015/wordml/symex" xmlns:wpg="http://schemas.microsoft.com/office/word/2010/wordprocessingGroup" xmlns:wpi="http://schemas.microsoft.com/office/word/2010/wordprocessingInk" xmlns:wne="http://schemas.microsoft.com/office/word/2006/wordml" xmlns:wps="http://schemas.microsoft.com/office/word/2010/wordprocessingShape" mc:Ignorable="w14 w15 w16se w16cid w16 w16cex w16sdtdh w16sdtfl w16du wp14">
   <w:p>
     <w:pPr>
       <w:pStyle w:val="a8"/>
@@ -943,7 +955,7 @@
             </wp:inline>
           </w:drawing>
         </mc:Choice>
-        <mc:Fallback xmlns:w16sdtfl="http://schemas.microsoft.com/office/word/2024/wordml/sdtformatlock" xmlns:w16du="http://schemas.microsoft.com/office/word/2023/wordml/word16du" xmlns:oel="http://schemas.microsoft.com/office/2019/extlst">
+        <mc:Fallback>
           <w:pict>
             <v:group w14:anchorId="0528F890" id="Group 12" o:spid="_x0000_s1026" style="width:468pt;height:.75pt;mso-position-horizontal-relative:char;mso-position-vertical-relative:line" coordsize="60509,95" o:gfxdata="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">
               <v:shape id="Graphic 13" o:spid="_x0000_s1027" style="position:absolute;top:47;width:60509;height:13;visibility:visible;mso-wrap-style:square;v-text-anchor:top" coordsize="6050915,1270" o:gfxdata="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" path="m,l6050287,e" filled="f" strokecolor="#231f20" strokeweight=".26467mm">
@@ -1325,7 +1337,7 @@
 </file>
 
 <file path=word/footnotes.xml><?xml version="1.0" encoding="utf-8"?>
-<w:footnotes xmlns:wpc="http://schemas.microsoft.com/office/word/2010/wordprocessingCanvas" xmlns:cx="http://schemas.microsoft.com/office/drawing/2014/chartex" xmlns:cx1="http://schemas.microsoft.com/office/drawing/2015/9/8/chartex" xmlns:cx2="http://schemas.microsoft.com/office/drawing/2015/10/21/chartex" xmlns:cx3="http://schemas.microsoft.com/office/drawing/2016/5/9/chartex" xmlns:cx4="http://schemas.microsoft.com/office/drawing/2016/5/10/chartex" xmlns:cx5="http://schemas.microsoft.com/office/drawing/2016/5/11/chartex" xmlns:cx6="http://schemas.microsoft.com/office/drawing/2016/5/12/chartex" xmlns:cx7="http://schemas.microsoft.com/office/drawing/2016/5/13/chartex" xmlns:cx8="http://schemas.microsoft.com/office/drawing/2016/5/14/chartex" xmlns:mc="http://schemas.openxmlformats.org/markup-compatibility/2006" xmlns:aink="http://schemas.microsoft.com/office/drawing/2016/ink" xmlns:am3d="http://schemas.microsoft.com/office/drawing/2017/model3d" xmlns:o="urn:schemas-microsoft-com:office:office" xmlns:r="http://schemas.openxmlformats.org/officeDocument/2006/relationships" xmlns:m="http://schemas.openxmlformats.org/officeDocument/2006/math" xmlns:v="urn:schemas-microsoft-com:vml" xmlns:wp14="http://schemas.microsoft.com/office/word/2010/wordprocessingDrawing" xmlns:wp="http://schemas.openxmlformats.org/drawingml/2006/wordprocessingDrawing" xmlns:w10="urn:schemas-microsoft-com:office:word" xmlns:w="http://schemas.openxmlformats.org/wordprocessingml/2006/main" xmlns:w14="http://schemas.microsoft.com/office/word/2010/wordml" xmlns:w15="http://schemas.microsoft.com/office/word/2012/wordml" xmlns:w16cex="http://schemas.microsoft.com/office/word/2018/wordml/cex" xmlns:w16cid="http://schemas.microsoft.com/office/word/2016/wordml/cid" xmlns:w16="http://schemas.microsoft.com/office/word/2018/wordml" xmlns:w16sdtdh="http://schemas.microsoft.com/office/word/2020/wordml/sdtdatahash" xmlns:w16se="http://schemas.microsoft.com/office/word/2015/wordml/symex" xmlns:wpg="http://schemas.microsoft.com/office/word/2010/wordprocessingGroup" xmlns:wpi="http://schemas.microsoft.com/office/word/2010/wordprocessingInk" xmlns:wne="http://schemas.microsoft.com/office/word/2006/wordml" xmlns:wps="http://schemas.microsoft.com/office/word/2010/wordprocessingShape" mc:Ignorable="w14 w15 w16se w16cid w16 w16cex w16sdtdh wp14">
+<w:footnotes xmlns:wpc="http://schemas.microsoft.com/office/word/2010/wordprocessingCanvas" xmlns:cx="http://schemas.microsoft.com/office/drawing/2014/chartex" xmlns:cx1="http://schemas.microsoft.com/office/drawing/2015/9/8/chartex" xmlns:cx2="http://schemas.microsoft.com/office/drawing/2015/10/21/chartex" xmlns:cx3="http://schemas.microsoft.com/office/drawing/2016/5/9/chartex" xmlns:cx4="http://schemas.microsoft.com/office/drawing/2016/5/10/chartex" xmlns:cx5="http://schemas.microsoft.com/office/drawing/2016/5/11/chartex" xmlns:cx6="http://schemas.microsoft.com/office/drawing/2016/5/12/chartex" xmlns:cx7="http://schemas.microsoft.com/office/drawing/2016/5/13/chartex" xmlns:cx8="http://schemas.microsoft.com/office/drawing/2016/5/14/chartex" xmlns:mc="http://schemas.openxmlformats.org/markup-compatibility/2006" xmlns:aink="http://schemas.microsoft.com/office/drawing/2016/ink" xmlns:am3d="http://schemas.microsoft.com/office/drawing/2017/model3d" xmlns:o="urn:schemas-microsoft-com:office:office" xmlns:oel="http://schemas.microsoft.com/office/2019/extlst" xmlns:r="http://schemas.openxmlformats.org/officeDocument/2006/relationships" xmlns:m="http://schemas.openxmlformats.org/officeDocument/2006/math" xmlns:v="urn:schemas-microsoft-com:vml" xmlns:wp14="http://schemas.microsoft.com/office/word/2010/wordprocessingDrawing" xmlns:wp="http://schemas.openxmlformats.org/drawingml/2006/wordprocessingDrawing" xmlns:w10="urn:schemas-microsoft-com:office:word" xmlns:w="http://schemas.openxmlformats.org/wordprocessingml/2006/main" xmlns:w14="http://schemas.microsoft.com/office/word/2010/wordml" xmlns:w15="http://schemas.microsoft.com/office/word/2012/wordml" xmlns:w16cex="http://schemas.microsoft.com/office/word/2018/wordml/cex" xmlns:w16cid="http://schemas.microsoft.com/office/word/2016/wordml/cid" xmlns:w16="http://schemas.microsoft.com/office/word/2018/wordml" xmlns:w16du="http://schemas.microsoft.com/office/word/2023/wordml/word16du" xmlns:w16sdtdh="http://schemas.microsoft.com/office/word/2020/wordml/sdtdatahash" xmlns:w16sdtfl="http://schemas.microsoft.com/office/word/2024/wordml/sdtformatlock" xmlns:w16se="http://schemas.microsoft.com/office/word/2015/wordml/symex" xmlns:wpg="http://schemas.microsoft.com/office/word/2010/wordprocessingGroup" xmlns:wpi="http://schemas.microsoft.com/office/word/2010/wordprocessingInk" xmlns:wne="http://schemas.microsoft.com/office/word/2006/wordml" xmlns:wps="http://schemas.microsoft.com/office/word/2010/wordprocessingShape" mc:Ignorable="w14 w15 w16se w16cid w16 w16cex w16sdtdh w16sdtfl w16du wp14">
   <w:footnote w:type="separator" w:id="-1">
     <w:p>
       <w:r>
@@ -1344,7 +1356,7 @@
 </file>
 
 <file path=word/header1.xml><?xml version="1.0" encoding="utf-8"?>
-<w:hdr xmlns:wpc="http://schemas.microsoft.com/office/word/2010/wordprocessingCanvas" xmlns:cx="http://schemas.microsoft.com/office/drawing/2014/chartex" xmlns:cx1="http://schemas.microsoft.com/office/drawing/2015/9/8/chartex" xmlns:cx2="http://schemas.microsoft.com/office/drawing/2015/10/21/chartex" xmlns:cx3="http://schemas.microsoft.com/office/drawing/2016/5/9/chartex" xmlns:cx4="http://schemas.microsoft.com/office/drawing/2016/5/10/chartex" xmlns:cx5="http://schemas.microsoft.com/office/drawing/2016/5/11/chartex" xmlns:cx6="http://schemas.microsoft.com/office/drawing/2016/5/12/chartex" xmlns:cx7="http://schemas.microsoft.com/office/drawing/2016/5/13/chartex" xmlns:cx8="http://schemas.microsoft.com/office/drawing/2016/5/14/chartex" xmlns:mc="http://schemas.openxmlformats.org/markup-compatibility/2006" xmlns:aink="http://schemas.microsoft.com/office/drawing/2016/ink" xmlns:am3d="http://schemas.microsoft.com/office/drawing/2017/model3d" xmlns:o="urn:schemas-microsoft-com:office:office" xmlns:r="http://schemas.openxmlformats.org/officeDocument/2006/relationships" xmlns:m="http://schemas.openxmlformats.org/officeDocument/2006/math" xmlns:v="urn:schemas-microsoft-com:vml" xmlns:wp14="http://schemas.microsoft.com/office/word/2010/wordprocessingDrawing" xmlns:wp="http://schemas.openxmlformats.org/drawingml/2006/wordprocessingDrawing" xmlns:w10="urn:schemas-microsoft-com:office:word" xmlns:w="http://schemas.openxmlformats.org/wordprocessingml/2006/main" xmlns:w14="http://schemas.microsoft.com/office/word/2010/wordml" xmlns:w15="http://schemas.microsoft.com/office/word/2012/wordml" xmlns:w16cex="http://schemas.microsoft.com/office/word/2018/wordml/cex" xmlns:w16cid="http://schemas.microsoft.com/office/word/2016/wordml/cid" xmlns:w16="http://schemas.microsoft.com/office/word/2018/wordml" xmlns:w16sdtdh="http://schemas.microsoft.com/office/word/2020/wordml/sdtdatahash" xmlns:w16se="http://schemas.microsoft.com/office/word/2015/wordml/symex" xmlns:wpg="http://schemas.microsoft.com/office/word/2010/wordprocessingGroup" xmlns:wpi="http://schemas.microsoft.com/office/word/2010/wordprocessingInk" xmlns:wne="http://schemas.microsoft.com/office/word/2006/wordml" xmlns:wps="http://schemas.microsoft.com/office/word/2010/wordprocessingShape" mc:Ignorable="w14 w15 w16se w16cid w16 w16cex w16sdtdh wp14">
+<w:hdr xmlns:wpc="http://schemas.microsoft.com/office/word/2010/wordprocessingCanvas" xmlns:cx="http://schemas.microsoft.com/office/drawing/2014/chartex" xmlns:cx1="http://schemas.microsoft.com/office/drawing/2015/9/8/chartex" xmlns:cx2="http://schemas.microsoft.com/office/drawing/2015/10/21/chartex" xmlns:cx3="http://schemas.microsoft.com/office/drawing/2016/5/9/chartex" xmlns:cx4="http://schemas.microsoft.com/office/drawing/2016/5/10/chartex" xmlns:cx5="http://schemas.microsoft.com/office/drawing/2016/5/11/chartex" xmlns:cx6="http://schemas.microsoft.com/office/drawing/2016/5/12/chartex" xmlns:cx7="http://schemas.microsoft.com/office/drawing/2016/5/13/chartex" xmlns:cx8="http://schemas.microsoft.com/office/drawing/2016/5/14/chartex" xmlns:mc="http://schemas.openxmlformats.org/markup-compatibility/2006" xmlns:aink="http://schemas.microsoft.com/office/drawing/2016/ink" xmlns:am3d="http://schemas.microsoft.com/office/drawing/2017/model3d" xmlns:o="urn:schemas-microsoft-com:office:office" xmlns:oel="http://schemas.microsoft.com/office/2019/extlst" xmlns:r="http://schemas.openxmlformats.org/officeDocument/2006/relationships" xmlns:m="http://schemas.openxmlformats.org/officeDocument/2006/math" xmlns:v="urn:schemas-microsoft-com:vml" xmlns:wp14="http://schemas.microsoft.com/office/word/2010/wordprocessingDrawing" xmlns:wp="http://schemas.openxmlformats.org/drawingml/2006/wordprocessingDrawing" xmlns:w10="urn:schemas-microsoft-com:office:word" xmlns:w="http://schemas.openxmlformats.org/wordprocessingml/2006/main" xmlns:w14="http://schemas.microsoft.com/office/word/2010/wordml" xmlns:w15="http://schemas.microsoft.com/office/word/2012/wordml" xmlns:w16cex="http://schemas.microsoft.com/office/word/2018/wordml/cex" xmlns:w16cid="http://schemas.microsoft.com/office/word/2016/wordml/cid" xmlns:w16="http://schemas.microsoft.com/office/word/2018/wordml" xmlns:w16du="http://schemas.microsoft.com/office/word/2023/wordml/word16du" xmlns:w16sdtdh="http://schemas.microsoft.com/office/word/2020/wordml/sdtdatahash" xmlns:w16sdtfl="http://schemas.microsoft.com/office/word/2024/wordml/sdtformatlock" xmlns:w16se="http://schemas.microsoft.com/office/word/2015/wordml/symex" xmlns:wpg="http://schemas.microsoft.com/office/word/2010/wordprocessingGroup" xmlns:wpi="http://schemas.microsoft.com/office/word/2010/wordprocessingInk" xmlns:wne="http://schemas.microsoft.com/office/word/2006/wordml" xmlns:wps="http://schemas.microsoft.com/office/word/2010/wordprocessingShape" mc:Ignorable="w14 w15 w16se w16cid w16 w16cex w16sdtdh w16sdtfl w16du wp14">
   <w:p>
     <w:pPr>
       <w:jc w:val="center"/>
@@ -1584,7 +1596,7 @@
             </wp:anchor>
           </w:drawing>
         </mc:Choice>
-        <mc:Fallback xmlns:w16sdtfl="http://schemas.microsoft.com/office/word/2024/wordml/sdtformatlock" xmlns:w16du="http://schemas.microsoft.com/office/word/2023/wordml/word16du" xmlns:oel="http://schemas.microsoft.com/office/2019/extlst">
+        <mc:Fallback>
           <w:pict>
             <v:group w14:anchorId="28F6C655" id="Group 10" o:spid="_x0000_s1026" style="position:absolute;margin-left:0;margin-top:18.7pt;width:476.45pt;height:.75pt;z-index:-251656192" coordsize="60509,95" o:gfxdata="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">
               <v:shape id="Graphic 11" o:spid="_x0000_s1027" style="position:absolute;top:47;width:60509;height:13;visibility:visible;mso-wrap-style:square;v-text-anchor:top" coordsize="6050915,1270" o:gfxdata="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" path="m,l6050287,e" filled="f" strokecolor="#231f20" strokeweight=".26467mm">
@@ -1601,7 +1613,7 @@
 </file>
 
 <file path=word/numbering.xml><?xml version="1.0" encoding="utf-8"?>
-<w:numbering xmlns:wpc="http://schemas.microsoft.com/office/word/2010/wordprocessingCanvas" xmlns:cx="http://schemas.microsoft.com/office/drawing/2014/chartex" xmlns:cx1="http://schemas.microsoft.com/office/drawing/2015/9/8/chartex" xmlns:cx2="http://schemas.microsoft.com/office/drawing/2015/10/21/chartex" xmlns:cx3="http://schemas.microsoft.com/office/drawing/2016/5/9/chartex" xmlns:cx4="http://schemas.microsoft.com/office/drawing/2016/5/10/chartex" xmlns:cx5="http://schemas.microsoft.com/office/drawing/2016/5/11/chartex" xmlns:cx6="http://schemas.microsoft.com/office/drawing/2016/5/12/chartex" xmlns:cx7="http://schemas.microsoft.com/office/drawing/2016/5/13/chartex" xmlns:cx8="http://schemas.microsoft.com/office/drawing/2016/5/14/chartex" xmlns:mc="http://schemas.openxmlformats.org/markup-compatibility/2006" xmlns:aink="http://schemas.microsoft.com/office/drawing/2016/ink" xmlns:am3d="http://schemas.microsoft.com/office/drawing/2017/model3d" xmlns:o="urn:schemas-microsoft-com:office:office" xmlns:r="http://schemas.openxmlformats.org/officeDocument/2006/relationships" xmlns:m="http://schemas.openxmlformats.org/officeDocument/2006/math" xmlns:v="urn:schemas-microsoft-com:vml" xmlns:wp14="http://schemas.microsoft.com/office/word/2010/wordprocessingDrawing" xmlns:wp="http://schemas.openxmlformats.org/drawingml/2006/wordprocessingDrawing" xmlns:w10="urn:schemas-microsoft-com:office:word" xmlns:w="http://schemas.openxmlformats.org/wordprocessingml/2006/main" xmlns:w14="http://schemas.microsoft.com/office/word/2010/wordml" xmlns:w15="http://schemas.microsoft.com/office/word/2012/wordml" xmlns:w16cex="http://schemas.microsoft.com/office/word/2018/wordml/cex" xmlns:w16cid="http://schemas.microsoft.com/office/word/2016/wordml/cid" xmlns:w16="http://schemas.microsoft.com/office/word/2018/wordml" xmlns:w16sdtdh="http://schemas.microsoft.com/office/word/2020/wordml/sdtdatahash" xmlns:w16se="http://schemas.microsoft.com/office/word/2015/wordml/symex" xmlns:wpg="http://schemas.microsoft.com/office/word/2010/wordprocessingGroup" xmlns:wpi="http://schemas.microsoft.com/office/word/2010/wordprocessingInk" xmlns:wne="http://schemas.microsoft.com/office/word/2006/wordml" xmlns:wps="http://schemas.microsoft.com/office/word/2010/wordprocessingShape" mc:Ignorable="w14 w15 w16se w16cid w16 w16cex w16sdtdh wp14">
+<w:numbering xmlns:wpc="http://schemas.microsoft.com/office/word/2010/wordprocessingCanvas" xmlns:cx="http://schemas.microsoft.com/office/drawing/2014/chartex" xmlns:cx1="http://schemas.microsoft.com/office/drawing/2015/9/8/chartex" xmlns:cx2="http://schemas.microsoft.com/office/drawing/2015/10/21/chartex" xmlns:cx3="http://schemas.microsoft.com/office/drawing/2016/5/9/chartex" xmlns:cx4="http://schemas.microsoft.com/office/drawing/2016/5/10/chartex" xmlns:cx5="http://schemas.microsoft.com/office/drawing/2016/5/11/chartex" xmlns:cx6="http://schemas.microsoft.com/office/drawing/2016/5/12/chartex" xmlns:cx7="http://schemas.microsoft.com/office/drawing/2016/5/13/chartex" xmlns:cx8="http://schemas.microsoft.com/office/drawing/2016/5/14/chartex" xmlns:mc="http://schemas.openxmlformats.org/markup-compatibility/2006" xmlns:aink="http://schemas.microsoft.com/office/drawing/2016/ink" xmlns:am3d="http://schemas.microsoft.com/office/drawing/2017/model3d" xmlns:o="urn:schemas-microsoft-com:office:office" xmlns:oel="http://schemas.microsoft.com/office/2019/extlst" xmlns:r="http://schemas.openxmlformats.org/officeDocument/2006/relationships" xmlns:m="http://schemas.openxmlformats.org/officeDocument/2006/math" xmlns:v="urn:schemas-microsoft-com:vml" xmlns:wp14="http://schemas.microsoft.com/office/word/2010/wordprocessingDrawing" xmlns:wp="http://schemas.openxmlformats.org/drawingml/2006/wordprocessingDrawing" xmlns:w10="urn:schemas-microsoft-com:office:word" xmlns:w="http://schemas.openxmlformats.org/wordprocessingml/2006/main" xmlns:w14="http://schemas.microsoft.com/office/word/2010/wordml" xmlns:w15="http://schemas.microsoft.com/office/word/2012/wordml" xmlns:w16cex="http://schemas.microsoft.com/office/word/2018/wordml/cex" xmlns:w16cid="http://schemas.microsoft.com/office/word/2016/wordml/cid" xmlns:w16="http://schemas.microsoft.com/office/word/2018/wordml" xmlns:w16du="http://schemas.microsoft.com/office/word/2023/wordml/word16du" xmlns:w16sdtdh="http://schemas.microsoft.com/office/word/2020/wordml/sdtdatahash" xmlns:w16sdtfl="http://schemas.microsoft.com/office/word/2024/wordml/sdtformatlock" xmlns:w16se="http://schemas.microsoft.com/office/word/2015/wordml/symex" xmlns:wpg="http://schemas.microsoft.com/office/word/2010/wordprocessingGroup" xmlns:wpi="http://schemas.microsoft.com/office/word/2010/wordprocessingInk" xmlns:wne="http://schemas.microsoft.com/office/word/2006/wordml" xmlns:wps="http://schemas.microsoft.com/office/word/2010/wordprocessingShape" mc:Ignorable="w14 w15 w16se w16cid w16 w16cex w16sdtdh w16sdtfl w16du wp14">
   <w:abstractNum w:abstractNumId="0" w15:restartNumberingAfterBreak="0">
     <w:nsid w:val="7103462B"/>
     <w:multiLevelType w:val="multilevel"/>
@@ -1751,14 +1763,14 @@
       </w:rPr>
     </w:lvl>
   </w:abstractNum>
-  <w:num w:numId="1">
+  <w:num w:numId="1" w16cid:durableId="1518304739">
     <w:abstractNumId w:val="0"/>
   </w:num>
 </w:numbering>
 </file>
 
 <file path=word/styles.xml><?xml version="1.0" encoding="utf-8"?>
-<w:styles xmlns:mc="http://schemas.openxmlformats.org/markup-compatibility/2006" xmlns:r="http://schemas.openxmlformats.org/officeDocument/2006/relationships" xmlns:w="http://schemas.openxmlformats.org/wordprocessingml/2006/main" xmlns:w14="http://schemas.microsoft.com/office/word/2010/wordml" xmlns:w15="http://schemas.microsoft.com/office/word/2012/wordml" xmlns:w16cex="http://schemas.microsoft.com/office/word/2018/wordml/cex" xmlns:w16cid="http://schemas.microsoft.com/office/word/2016/wordml/cid" xmlns:w16="http://schemas.microsoft.com/office/word/2018/wordml" xmlns:w16sdtdh="http://schemas.microsoft.com/office/word/2020/wordml/sdtdatahash" xmlns:w16se="http://schemas.microsoft.com/office/word/2015/wordml/symex" mc:Ignorable="w14 w15 w16se w16cid w16 w16cex w16sdtdh">
+<w:styles xmlns:mc="http://schemas.openxmlformats.org/markup-compatibility/2006" xmlns:r="http://schemas.openxmlformats.org/officeDocument/2006/relationships" xmlns:w="http://schemas.openxmlformats.org/wordprocessingml/2006/main" xmlns:w14="http://schemas.microsoft.com/office/word/2010/wordml" xmlns:w15="http://schemas.microsoft.com/office/word/2012/wordml" xmlns:w16cex="http://schemas.microsoft.com/office/word/2018/wordml/cex" xmlns:w16cid="http://schemas.microsoft.com/office/word/2016/wordml/cid" xmlns:w16="http://schemas.microsoft.com/office/word/2018/wordml" xmlns:w16du="http://schemas.microsoft.com/office/word/2023/wordml/word16du" xmlns:w16sdtdh="http://schemas.microsoft.com/office/word/2020/wordml/sdtdatahash" xmlns:w16sdtfl="http://schemas.microsoft.com/office/word/2024/wordml/sdtformatlock" xmlns:w16se="http://schemas.microsoft.com/office/word/2015/wordml/symex" mc:Ignorable="w14 w15 w16se w16cid w16 w16cex w16sdtdh w16sdtfl w16du">
   <w:docDefaults>
     <w:rPrDefault>
       <w:rPr>

--- a/templates/working/Запрос_в_РСЦ.docx
+++ b/templates/working/Запрос_в_РСЦ.docx
@@ -240,45 +240,230 @@
           <w:szCs w:val="28"/>
           <w:lang w:val="ru-RU"/>
         </w:rPr>
+        <w:t>“</w:t>
+      </w:r>
+      <w:r>
+        <w:rPr>
+          <w:rFonts w:ascii="Times New Roman" w:eastAsia="Calibri" w:hAnsi="Times New Roman" w:cs="Times New Roman"/>
+          <w:sz w:val="28"/>
+          <w:szCs w:val="28"/>
+          <w:lang w:val="ru-RU"/>
+        </w:rPr>
+        <w:t>{{property.</w:t>
+      </w:r>
+      <w:r>
+        <w:rPr>
+          <w:rFonts w:ascii="Times New Roman" w:eastAsia="Calibri" w:hAnsi="Times New Roman" w:cs="Times New Roman"/>
+          <w:sz w:val="28"/>
+          <w:szCs w:val="28"/>
+          <w:lang w:val="en-US"/>
+        </w:rPr>
+        <w:t>type</w:t>
+      </w:r>
+      <w:r>
+        <w:rPr>
+          <w:rFonts w:ascii="Times New Roman" w:eastAsia="Calibri" w:hAnsi="Times New Roman" w:cs="Times New Roman"/>
+          <w:sz w:val="28"/>
+          <w:szCs w:val="28"/>
+          <w:lang w:val="ru-RU"/>
+        </w:rPr>
+        <w:t>}}</w:t>
+      </w:r>
+      <w:r>
+        <w:rPr>
+          <w:rFonts w:ascii="Times New Roman" w:eastAsia="Calibri" w:hAnsi="Times New Roman" w:cs="Times New Roman"/>
+          <w:sz w:val="28"/>
+          <w:szCs w:val="28"/>
+          <w:lang w:val="ru-RU"/>
+        </w:rPr>
+        <w:t>”</w:t>
+      </w:r>
+      <w:r>
+        <w:rPr>
+          <w:rFonts w:ascii="Times New Roman" w:eastAsia="Calibri" w:hAnsi="Times New Roman" w:cs="Times New Roman"/>
+          <w:sz w:val="28"/>
+          <w:szCs w:val="28"/>
+          <w:lang w:val="ru-RU"/>
+        </w:rPr>
+        <w:t>,</w:t>
+      </w:r>
+      <w:r>
+        <w:rPr>
+          <w:rFonts w:ascii="Times New Roman" w:eastAsia="Calibri" w:hAnsi="Times New Roman" w:cs="Times New Roman"/>
+          <w:sz w:val="28"/>
+          <w:szCs w:val="28"/>
+          <w:lang w:val="ru-RU"/>
+        </w:rPr>
+        <w:t xml:space="preserve"> </w:t>
+      </w:r>
+      <w:r>
+        <w:rPr>
+          <w:rFonts w:ascii="Times New Roman" w:eastAsia="Calibri" w:hAnsi="Times New Roman" w:cs="Times New Roman"/>
+          <w:sz w:val="28"/>
+          <w:szCs w:val="28"/>
+          <w:lang w:val="ru-RU" w:eastAsia="ru-RU"/>
+        </w:rPr>
+        <w:t>расположенной</w:t>
+      </w:r>
+      <w:r>
+        <w:rPr>
+          <w:rFonts w:ascii="Times New Roman" w:eastAsia="Calibri" w:hAnsi="Times New Roman" w:cs="Times New Roman"/>
+          <w:sz w:val="28"/>
+          <w:szCs w:val="28"/>
+          <w:lang w:val="ru-RU" w:eastAsia="ru-RU"/>
+        </w:rPr>
+        <w:t>(</w:t>
+      </w:r>
+      <w:r>
+        <w:rPr>
+          <w:rFonts w:ascii="Times New Roman" w:eastAsia="Calibri" w:hAnsi="Times New Roman" w:cs="Times New Roman"/>
+          <w:sz w:val="28"/>
+          <w:szCs w:val="28"/>
+          <w:lang w:val="ru-RU" w:eastAsia="ru-RU"/>
+        </w:rPr>
+        <w:t>ым</w:t>
+      </w:r>
+      <w:r>
+        <w:rPr>
+          <w:rFonts w:ascii="Times New Roman" w:eastAsia="Calibri" w:hAnsi="Times New Roman" w:cs="Times New Roman"/>
+          <w:sz w:val="28"/>
+          <w:szCs w:val="28"/>
+          <w:lang w:val="ru-RU" w:eastAsia="ru-RU"/>
+        </w:rPr>
+        <w:t>)</w:t>
+      </w:r>
+      <w:r>
+        <w:rPr>
+          <w:rFonts w:ascii="Times New Roman" w:eastAsia="Calibri" w:hAnsi="Times New Roman" w:cs="Times New Roman"/>
+          <w:sz w:val="28"/>
+          <w:szCs w:val="28"/>
+          <w:lang w:val="ru-RU" w:eastAsia="ru-RU"/>
+        </w:rPr>
+        <w:t xml:space="preserve"> по адресу: </w:t>
+      </w:r>
+      <w:r>
+        <w:rPr>
+          <w:rFonts w:ascii="Times New Roman" w:eastAsia="Calibri" w:hAnsi="Times New Roman" w:cs="Times New Roman"/>
+          <w:sz w:val="28"/>
+          <w:szCs w:val="28"/>
+          <w:lang w:val="ru-RU" w:eastAsia="ru-RU"/>
+        </w:rPr>
         <w:t>{{</w:t>
       </w:r>
-      <w:proofErr w:type="spellStart"/>
-      <w:r>
-        <w:rPr>
-          <w:rFonts w:ascii="Times New Roman" w:eastAsia="Calibri" w:hAnsi="Times New Roman" w:cs="Times New Roman"/>
-          <w:sz w:val="28"/>
-          <w:szCs w:val="28"/>
-          <w:lang w:val="ru-RU"/>
+      <w:r>
+        <w:rPr>
+          <w:rFonts w:ascii="Times New Roman" w:eastAsia="Calibri" w:hAnsi="Times New Roman" w:cs="Times New Roman"/>
+          <w:sz w:val="28"/>
+          <w:szCs w:val="28"/>
+          <w:lang w:val="en-US" w:eastAsia="ru-RU"/>
         </w:rPr>
         <w:t>property</w:t>
       </w:r>
-      <w:proofErr w:type="spellEnd"/>
-      <w:r>
-        <w:rPr>
-          <w:rFonts w:ascii="Times New Roman" w:eastAsia="Calibri" w:hAnsi="Times New Roman" w:cs="Times New Roman"/>
-          <w:sz w:val="28"/>
-          <w:szCs w:val="28"/>
-          <w:lang w:val="ru-RU"/>
+      <w:r>
+        <w:rPr>
+          <w:rFonts w:ascii="Times New Roman" w:eastAsia="Calibri" w:hAnsi="Times New Roman" w:cs="Times New Roman"/>
+          <w:sz w:val="28"/>
+          <w:szCs w:val="28"/>
+          <w:lang w:val="ru-RU" w:eastAsia="ru-RU"/>
+        </w:rPr>
+        <w:t>.address}}</w:t>
+      </w:r>
+      <w:r>
+        <w:rPr>
+          <w:rFonts w:ascii="Times New Roman" w:eastAsia="Calibri" w:hAnsi="Times New Roman" w:cs="Times New Roman"/>
+          <w:sz w:val="28"/>
+          <w:szCs w:val="28"/>
+          <w:lang w:val="ru-RU" w:eastAsia="ru-RU"/>
+        </w:rPr>
+        <w:t xml:space="preserve">, </w:t>
+      </w:r>
+      <w:r>
+        <w:rPr>
+          <w:rFonts w:ascii="Times New Roman" w:eastAsia="Calibri" w:hAnsi="Times New Roman" w:cs="Times New Roman"/>
+          <w:sz w:val="28"/>
+          <w:szCs w:val="28"/>
+          <w:lang w:val="ru-RU" w:eastAsia="ru-RU"/>
+        </w:rPr>
+        <w:t xml:space="preserve">принадлежащей на праве собственности </w:t>
+      </w:r>
+      <w:r>
+        <w:rPr>
+          <w:rFonts w:ascii="Times New Roman" w:eastAsia="Calibri" w:hAnsi="Times New Roman" w:cs="Times New Roman"/>
+          <w:sz w:val="28"/>
+          <w:szCs w:val="28"/>
+          <w:lang w:val="ru-RU" w:eastAsia="ru-RU"/>
+        </w:rPr>
+        <w:t>{{</w:t>
+      </w:r>
+      <w:r>
+        <w:rPr>
+          <w:rFonts w:ascii="Times New Roman" w:eastAsia="Calibri" w:hAnsi="Times New Roman" w:cs="Times New Roman"/>
+          <w:sz w:val="28"/>
+          <w:szCs w:val="28"/>
+          <w:lang w:val="en-US" w:eastAsia="ru-RU"/>
+        </w:rPr>
+        <w:t>seller</w:t>
+      </w:r>
+      <w:r>
+        <w:rPr>
+          <w:rFonts w:ascii="Times New Roman" w:eastAsia="Calibri" w:hAnsi="Times New Roman" w:cs="Times New Roman"/>
+          <w:sz w:val="28"/>
+          <w:szCs w:val="28"/>
+          <w:lang w:val="ru-RU" w:eastAsia="ru-RU"/>
+        </w:rPr>
+        <w:t>.lastNameDative}}</w:t>
+      </w:r>
+      <w:r>
+        <w:rPr>
+          <w:rFonts w:ascii="Times New Roman" w:eastAsia="Calibri" w:hAnsi="Times New Roman" w:cs="Times New Roman"/>
+          <w:sz w:val="28"/>
+          <w:szCs w:val="28"/>
+          <w:lang w:val="ru-RU" w:eastAsia="ru-RU"/>
+        </w:rPr>
+        <w:t xml:space="preserve"> </w:t>
+      </w:r>
+      <w:r>
+        <w:rPr>
+          <w:rFonts w:ascii="Times New Roman" w:eastAsia="Calibri" w:hAnsi="Times New Roman" w:cs="Times New Roman"/>
+          <w:sz w:val="28"/>
+          <w:szCs w:val="28"/>
+          <w:lang w:val="ru-RU" w:eastAsia="ru-RU"/>
+        </w:rPr>
+        <w:t>{{</w:t>
+      </w:r>
+      <w:r>
+        <w:rPr>
+          <w:rFonts w:ascii="Times New Roman" w:eastAsia="Calibri" w:hAnsi="Times New Roman" w:cs="Times New Roman"/>
+          <w:sz w:val="28"/>
+          <w:szCs w:val="28"/>
+          <w:lang w:val="en-US" w:eastAsia="ru-RU"/>
+        </w:rPr>
+        <w:t>seller</w:t>
+      </w:r>
+      <w:r>
+        <w:rPr>
+          <w:rFonts w:ascii="Times New Roman" w:eastAsia="Calibri" w:hAnsi="Times New Roman" w:cs="Times New Roman"/>
+          <w:sz w:val="28"/>
+          <w:szCs w:val="28"/>
+          <w:lang w:val="ru-RU" w:eastAsia="ru-RU"/>
         </w:rPr>
         <w:t>.</w:t>
       </w:r>
-      <w:proofErr w:type="spellStart"/>
-      <w:r>
-        <w:rPr>
-          <w:rFonts w:ascii="Times New Roman" w:eastAsia="Calibri" w:hAnsi="Times New Roman" w:cs="Times New Roman"/>
-          <w:sz w:val="28"/>
-          <w:szCs w:val="28"/>
-          <w:lang w:val="en-US"/>
-        </w:rPr>
-        <w:t>typeGenitive</w:t>
-      </w:r>
-      <w:proofErr w:type="spellEnd"/>
-      <w:r>
-        <w:rPr>
-          <w:rFonts w:ascii="Times New Roman" w:eastAsia="Calibri" w:hAnsi="Times New Roman" w:cs="Times New Roman"/>
-          <w:sz w:val="28"/>
-          <w:szCs w:val="28"/>
-          <w:lang w:val="ru-RU"/>
+      <w:r>
+        <w:rPr>
+          <w:rFonts w:ascii="Times New Roman" w:eastAsia="Calibri" w:hAnsi="Times New Roman" w:cs="Times New Roman"/>
+          <w:sz w:val="28"/>
+          <w:szCs w:val="28"/>
+          <w:lang w:val="en-US" w:eastAsia="ru-RU"/>
+        </w:rPr>
+        <w:t>firstNameDative</w:t>
+      </w:r>
+      <w:r>
+        <w:rPr>
+          <w:rFonts w:ascii="Times New Roman" w:eastAsia="Calibri" w:hAnsi="Times New Roman" w:cs="Times New Roman"/>
+          <w:sz w:val="28"/>
+          <w:szCs w:val="28"/>
+          <w:lang w:val="ru-RU" w:eastAsia="ru-RU"/>
         </w:rPr>
         <w:t>}}</w:t>
       </w:r>
@@ -287,7 +472,7 @@
           <w:rFonts w:ascii="Times New Roman" w:eastAsia="Calibri" w:hAnsi="Times New Roman" w:cs="Times New Roman"/>
           <w:sz w:val="28"/>
           <w:szCs w:val="28"/>
-          <w:lang w:val="ru-RU"/>
+          <w:lang w:val="ru-RU" w:eastAsia="ru-RU"/>
         </w:rPr>
         <w:t xml:space="preserve"> </w:t>
       </w:r>
@@ -298,15 +483,6 @@
           <w:szCs w:val="28"/>
           <w:lang w:val="ru-RU" w:eastAsia="ru-RU"/>
         </w:rPr>
-        <w:t xml:space="preserve">расположенной по адресу: </w:t>
-      </w:r>
-      <w:r>
-        <w:rPr>
-          <w:rFonts w:ascii="Times New Roman" w:eastAsia="Calibri" w:hAnsi="Times New Roman" w:cs="Times New Roman"/>
-          <w:sz w:val="28"/>
-          <w:szCs w:val="28"/>
-          <w:lang w:val="ru-RU" w:eastAsia="ru-RU"/>
-        </w:rPr>
         <w:t>{{</w:t>
       </w:r>
       <w:r>
@@ -316,7 +492,7 @@
           <w:szCs w:val="28"/>
           <w:lang w:val="en-US" w:eastAsia="ru-RU"/>
         </w:rPr>
-        <w:t>property</w:t>
+        <w:t>seller</w:t>
       </w:r>
       <w:r>
         <w:rPr>
@@ -327,17 +503,15 @@
         </w:rPr>
         <w:t>.</w:t>
       </w:r>
-      <w:proofErr w:type="spellStart"/>
-      <w:r>
-        <w:rPr>
-          <w:rFonts w:ascii="Times New Roman" w:eastAsia="Calibri" w:hAnsi="Times New Roman" w:cs="Times New Roman"/>
-          <w:sz w:val="28"/>
-          <w:szCs w:val="28"/>
-          <w:lang w:val="ru-RU" w:eastAsia="ru-RU"/>
-        </w:rPr>
-        <w:t>address</w:t>
-      </w:r>
-      <w:proofErr w:type="spellEnd"/>
+      <w:r>
+        <w:rPr>
+          <w:rFonts w:ascii="Times New Roman" w:eastAsia="Calibri" w:hAnsi="Times New Roman" w:cs="Times New Roman"/>
+          <w:sz w:val="28"/>
+          <w:szCs w:val="28"/>
+          <w:lang w:val="en-US" w:eastAsia="ru-RU"/>
+        </w:rPr>
+        <w:t>middleNameDative</w:t>
+      </w:r>
       <w:r>
         <w:rPr>
           <w:rFonts w:ascii="Times New Roman" w:eastAsia="Calibri" w:hAnsi="Times New Roman" w:cs="Times New Roman"/>
@@ -349,21 +523,39 @@
       </w:r>
       <w:r>
         <w:rPr>
-          <w:rFonts w:ascii="Times New Roman" w:eastAsia="Calibri" w:hAnsi="Times New Roman" w:cs="Times New Roman"/>
-          <w:sz w:val="28"/>
-          <w:szCs w:val="28"/>
-          <w:lang w:val="ru-RU" w:eastAsia="ru-RU"/>
-        </w:rPr>
-        <w:t xml:space="preserve">, </w:t>
-      </w:r>
-      <w:r>
-        <w:rPr>
-          <w:rFonts w:ascii="Times New Roman" w:eastAsia="Calibri" w:hAnsi="Times New Roman" w:cs="Times New Roman"/>
-          <w:sz w:val="28"/>
-          <w:szCs w:val="28"/>
-          <w:lang w:val="ru-RU" w:eastAsia="ru-RU"/>
-        </w:rPr>
-        <w:t xml:space="preserve">принадлежащей на праве собственности </w:t>
+          <w:rFonts w:ascii="Times New Roman" w:eastAsia="Times New Roman" w:hAnsi="Times New Roman" w:cs="Times New Roman"/>
+          <w:sz w:val="28"/>
+          <w:szCs w:val="28"/>
+          <w:lang w:val="ru-RU" w:eastAsia="ru-RU"/>
+        </w:rPr>
+        <w:t>,</w:t>
+      </w:r>
+      <w:r>
+        <w:rPr>
+          <w:rFonts w:ascii="Times New Roman" w:eastAsia="Calibri" w:hAnsi="Times New Roman" w:cs="Times New Roman"/>
+          <w:sz w:val="28"/>
+          <w:szCs w:val="28"/>
+          <w:lang w:val="ru-RU" w:eastAsia="ru-RU"/>
+        </w:rPr>
+        <w:t xml:space="preserve"> согласно договору с ООО «</w:t>
+      </w:r>
+      <w:r>
+        <w:rPr>
+          <w:rFonts w:ascii="Times New Roman" w:eastAsia="Calibri" w:hAnsi="Times New Roman" w:cs="Times New Roman"/>
+          <w:sz w:val="28"/>
+          <w:szCs w:val="28"/>
+          <w:lang w:val="ru-RU" w:eastAsia="ru-RU"/>
+        </w:rPr>
+        <w:t>ГермесГарант</w:t>
+      </w:r>
+      <w:r>
+        <w:rPr>
+          <w:rFonts w:ascii="Times New Roman" w:eastAsia="Calibri" w:hAnsi="Times New Roman" w:cs="Times New Roman"/>
+          <w:sz w:val="28"/>
+          <w:szCs w:val="28"/>
+          <w:lang w:val="ru-RU" w:eastAsia="ru-RU"/>
+        </w:rPr>
+        <w:t>» №</w:t>
       </w:r>
       <w:r>
         <w:rPr>
@@ -381,7 +573,43 @@
           <w:szCs w:val="28"/>
           <w:lang w:val="en-US" w:eastAsia="ru-RU"/>
         </w:rPr>
-        <w:t>seller</w:t>
+        <w:t>deal</w:t>
+      </w:r>
+      <w:r>
+        <w:rPr>
+          <w:rFonts w:ascii="Times New Roman" w:eastAsia="Calibri" w:hAnsi="Times New Roman" w:cs="Times New Roman"/>
+          <w:sz w:val="28"/>
+          <w:szCs w:val="28"/>
+          <w:lang w:val="ru-RU" w:eastAsia="ru-RU"/>
+        </w:rPr>
+        <w:t>.contractNumber}}</w:t>
+      </w:r>
+      <w:r>
+        <w:rPr>
+          <w:rFonts w:ascii="Times New Roman" w:eastAsia="Calibri" w:hAnsi="Times New Roman" w:cs="Times New Roman"/>
+          <w:sz w:val="28"/>
+          <w:szCs w:val="28"/>
+          <w:lang w:val="ru-RU" w:eastAsia="ru-RU"/>
+        </w:rPr>
+        <w:t xml:space="preserve"> от </w:t>
+      </w:r>
+      <w:r>
+        <w:rPr>
+          <w:rFonts w:ascii="Times New Roman" w:eastAsia="Calibri" w:hAnsi="Times New Roman" w:cs="Times New Roman"/>
+          <w:sz w:val="28"/>
+          <w:szCs w:val="28"/>
+          <w:lang w:val="ru-RU" w:eastAsia="ru-RU"/>
+        </w:rPr>
+        <w:t>{{</w:t>
+      </w:r>
+      <w:r>
+        <w:rPr>
+          <w:rFonts w:ascii="Times New Roman" w:eastAsia="Calibri" w:hAnsi="Times New Roman" w:cs="Times New Roman"/>
+          <w:sz w:val="28"/>
+          <w:szCs w:val="28"/>
+          <w:lang w:val="en-US" w:eastAsia="ru-RU"/>
+        </w:rPr>
+        <w:t>deal</w:t>
       </w:r>
       <w:r>
         <w:rPr>
@@ -392,44 +620,6 @@
         </w:rPr>
         <w:t>.</w:t>
       </w:r>
-      <w:proofErr w:type="spellStart"/>
-      <w:r>
-        <w:rPr>
-          <w:rFonts w:ascii="Times New Roman" w:eastAsia="Calibri" w:hAnsi="Times New Roman" w:cs="Times New Roman"/>
-          <w:sz w:val="28"/>
-          <w:szCs w:val="28"/>
-          <w:lang w:val="ru-RU" w:eastAsia="ru-RU"/>
-        </w:rPr>
-        <w:t>lastNameDative</w:t>
-      </w:r>
-      <w:proofErr w:type="spellEnd"/>
-      <w:r>
-        <w:rPr>
-          <w:rFonts w:ascii="Times New Roman" w:eastAsia="Calibri" w:hAnsi="Times New Roman" w:cs="Times New Roman"/>
-          <w:sz w:val="28"/>
-          <w:szCs w:val="28"/>
-          <w:lang w:val="ru-RU" w:eastAsia="ru-RU"/>
-        </w:rPr>
-        <w:t>}}</w:t>
-      </w:r>
-      <w:r>
-        <w:rPr>
-          <w:rFonts w:ascii="Times New Roman" w:eastAsia="Calibri" w:hAnsi="Times New Roman" w:cs="Times New Roman"/>
-          <w:sz w:val="28"/>
-          <w:szCs w:val="28"/>
-          <w:lang w:val="ru-RU" w:eastAsia="ru-RU"/>
-        </w:rPr>
-        <w:t xml:space="preserve"> </w:t>
-      </w:r>
-      <w:r>
-        <w:rPr>
-          <w:rFonts w:ascii="Times New Roman" w:eastAsia="Calibri" w:hAnsi="Times New Roman" w:cs="Times New Roman"/>
-          <w:sz w:val="28"/>
-          <w:szCs w:val="28"/>
-          <w:lang w:val="ru-RU" w:eastAsia="ru-RU"/>
-        </w:rPr>
-        <w:t>{{</w:t>
-      </w:r>
       <w:r>
         <w:rPr>
           <w:rFonts w:ascii="Times New Roman" w:eastAsia="Calibri" w:hAnsi="Times New Roman" w:cs="Times New Roman"/>
@@ -437,223 +627,8 @@
           <w:szCs w:val="28"/>
           <w:lang w:val="en-US" w:eastAsia="ru-RU"/>
         </w:rPr>
-        <w:t>seller</w:t>
-      </w:r>
-      <w:r>
-        <w:rPr>
-          <w:rFonts w:ascii="Times New Roman" w:eastAsia="Calibri" w:hAnsi="Times New Roman" w:cs="Times New Roman"/>
-          <w:sz w:val="28"/>
-          <w:szCs w:val="28"/>
-          <w:lang w:val="ru-RU" w:eastAsia="ru-RU"/>
-        </w:rPr>
-        <w:t>.</w:t>
-      </w:r>
-      <w:proofErr w:type="spellStart"/>
-      <w:r>
-        <w:rPr>
-          <w:rFonts w:ascii="Times New Roman" w:eastAsia="Calibri" w:hAnsi="Times New Roman" w:cs="Times New Roman"/>
-          <w:sz w:val="28"/>
-          <w:szCs w:val="28"/>
-          <w:lang w:val="en-US" w:eastAsia="ru-RU"/>
-        </w:rPr>
-        <w:t>firstNameDative</w:t>
-      </w:r>
-      <w:proofErr w:type="spellEnd"/>
-      <w:r>
-        <w:rPr>
-          <w:rFonts w:ascii="Times New Roman" w:eastAsia="Calibri" w:hAnsi="Times New Roman" w:cs="Times New Roman"/>
-          <w:sz w:val="28"/>
-          <w:szCs w:val="28"/>
-          <w:lang w:val="ru-RU" w:eastAsia="ru-RU"/>
-        </w:rPr>
-        <w:t>}}</w:t>
-      </w:r>
-      <w:r>
-        <w:rPr>
-          <w:rFonts w:ascii="Times New Roman" w:eastAsia="Calibri" w:hAnsi="Times New Roman" w:cs="Times New Roman"/>
-          <w:sz w:val="28"/>
-          <w:szCs w:val="28"/>
-          <w:lang w:val="ru-RU" w:eastAsia="ru-RU"/>
-        </w:rPr>
-        <w:t xml:space="preserve"> </w:t>
-      </w:r>
-      <w:r>
-        <w:rPr>
-          <w:rFonts w:ascii="Times New Roman" w:eastAsia="Calibri" w:hAnsi="Times New Roman" w:cs="Times New Roman"/>
-          <w:sz w:val="28"/>
-          <w:szCs w:val="28"/>
-          <w:lang w:val="ru-RU" w:eastAsia="ru-RU"/>
-        </w:rPr>
-        <w:t>{{</w:t>
-      </w:r>
-      <w:r>
-        <w:rPr>
-          <w:rFonts w:ascii="Times New Roman" w:eastAsia="Calibri" w:hAnsi="Times New Roman" w:cs="Times New Roman"/>
-          <w:sz w:val="28"/>
-          <w:szCs w:val="28"/>
-          <w:lang w:val="en-US" w:eastAsia="ru-RU"/>
-        </w:rPr>
-        <w:t>seller</w:t>
-      </w:r>
-      <w:r>
-        <w:rPr>
-          <w:rFonts w:ascii="Times New Roman" w:eastAsia="Calibri" w:hAnsi="Times New Roman" w:cs="Times New Roman"/>
-          <w:sz w:val="28"/>
-          <w:szCs w:val="28"/>
-          <w:lang w:val="ru-RU" w:eastAsia="ru-RU"/>
-        </w:rPr>
-        <w:t>.</w:t>
-      </w:r>
-      <w:proofErr w:type="spellStart"/>
-      <w:r>
-        <w:rPr>
-          <w:rFonts w:ascii="Times New Roman" w:eastAsia="Calibri" w:hAnsi="Times New Roman" w:cs="Times New Roman"/>
-          <w:sz w:val="28"/>
-          <w:szCs w:val="28"/>
-          <w:lang w:val="en-US" w:eastAsia="ru-RU"/>
-        </w:rPr>
-        <w:t>middleNameDative</w:t>
-      </w:r>
-      <w:proofErr w:type="spellEnd"/>
-      <w:r>
-        <w:rPr>
-          <w:rFonts w:ascii="Times New Roman" w:eastAsia="Calibri" w:hAnsi="Times New Roman" w:cs="Times New Roman"/>
-          <w:sz w:val="28"/>
-          <w:szCs w:val="28"/>
-          <w:lang w:val="ru-RU" w:eastAsia="ru-RU"/>
-        </w:rPr>
-        <w:t>}}</w:t>
-      </w:r>
-      <w:r>
-        <w:rPr>
-          <w:rFonts w:ascii="Times New Roman" w:eastAsia="Times New Roman" w:hAnsi="Times New Roman" w:cs="Times New Roman"/>
-          <w:sz w:val="28"/>
-          <w:szCs w:val="28"/>
-          <w:lang w:val="ru-RU" w:eastAsia="ru-RU"/>
-        </w:rPr>
-        <w:t>,</w:t>
-      </w:r>
-      <w:r>
-        <w:rPr>
-          <w:rFonts w:ascii="Times New Roman" w:eastAsia="Calibri" w:hAnsi="Times New Roman" w:cs="Times New Roman"/>
-          <w:sz w:val="28"/>
-          <w:szCs w:val="28"/>
-          <w:lang w:val="ru-RU" w:eastAsia="ru-RU"/>
-        </w:rPr>
-        <w:t xml:space="preserve"> согласно договору с ООО «</w:t>
-      </w:r>
-      <w:r>
-        <w:rPr>
-          <w:rFonts w:ascii="Times New Roman" w:eastAsia="Calibri" w:hAnsi="Times New Roman" w:cs="Times New Roman"/>
-          <w:sz w:val="28"/>
-          <w:szCs w:val="28"/>
-          <w:lang w:val="ru-RU" w:eastAsia="ru-RU"/>
-        </w:rPr>
-        <w:t>ГермесГарант</w:t>
-      </w:r>
-      <w:r>
-        <w:rPr>
-          <w:rFonts w:ascii="Times New Roman" w:eastAsia="Calibri" w:hAnsi="Times New Roman" w:cs="Times New Roman"/>
-          <w:sz w:val="28"/>
-          <w:szCs w:val="28"/>
-          <w:lang w:val="ru-RU" w:eastAsia="ru-RU"/>
-        </w:rPr>
-        <w:t>» №</w:t>
-      </w:r>
-      <w:r>
-        <w:rPr>
-          <w:rFonts w:ascii="Times New Roman" w:eastAsia="Calibri" w:hAnsi="Times New Roman" w:cs="Times New Roman"/>
-          <w:sz w:val="28"/>
-          <w:szCs w:val="28"/>
-          <w:lang w:val="ru-RU" w:eastAsia="ru-RU"/>
-        </w:rPr>
-        <w:t>{{</w:t>
-      </w:r>
-      <w:r>
-        <w:rPr>
-          <w:rFonts w:ascii="Times New Roman" w:eastAsia="Calibri" w:hAnsi="Times New Roman" w:cs="Times New Roman"/>
-          <w:sz w:val="28"/>
-          <w:szCs w:val="28"/>
-          <w:lang w:val="en-US" w:eastAsia="ru-RU"/>
-        </w:rPr>
-        <w:t>deal</w:t>
-      </w:r>
-      <w:r>
-        <w:rPr>
-          <w:rFonts w:ascii="Times New Roman" w:eastAsia="Calibri" w:hAnsi="Times New Roman" w:cs="Times New Roman"/>
-          <w:sz w:val="28"/>
-          <w:szCs w:val="28"/>
-          <w:lang w:val="ru-RU" w:eastAsia="ru-RU"/>
-        </w:rPr>
-        <w:t>.</w:t>
-      </w:r>
-      <w:proofErr w:type="spellStart"/>
-      <w:r>
-        <w:rPr>
-          <w:rFonts w:ascii="Times New Roman" w:eastAsia="Calibri" w:hAnsi="Times New Roman" w:cs="Times New Roman"/>
-          <w:sz w:val="28"/>
-          <w:szCs w:val="28"/>
-          <w:lang w:val="ru-RU" w:eastAsia="ru-RU"/>
-        </w:rPr>
-        <w:t>contractNumber</w:t>
-      </w:r>
-      <w:proofErr w:type="spellEnd"/>
-      <w:r>
-        <w:rPr>
-          <w:rFonts w:ascii="Times New Roman" w:eastAsia="Calibri" w:hAnsi="Times New Roman" w:cs="Times New Roman"/>
-          <w:sz w:val="28"/>
-          <w:szCs w:val="28"/>
-          <w:lang w:val="ru-RU" w:eastAsia="ru-RU"/>
-        </w:rPr>
-        <w:t>}}</w:t>
-      </w:r>
-      <w:r>
-        <w:rPr>
-          <w:rFonts w:ascii="Times New Roman" w:eastAsia="Calibri" w:hAnsi="Times New Roman" w:cs="Times New Roman"/>
-          <w:sz w:val="28"/>
-          <w:szCs w:val="28"/>
-          <w:lang w:val="ru-RU" w:eastAsia="ru-RU"/>
-        </w:rPr>
-        <w:t xml:space="preserve"> от </w:t>
-      </w:r>
-      <w:r>
-        <w:rPr>
-          <w:rFonts w:ascii="Times New Roman" w:eastAsia="Calibri" w:hAnsi="Times New Roman" w:cs="Times New Roman"/>
-          <w:sz w:val="28"/>
-          <w:szCs w:val="28"/>
-          <w:lang w:val="ru-RU" w:eastAsia="ru-RU"/>
-        </w:rPr>
-        <w:t>{{</w:t>
-      </w:r>
-      <w:r>
-        <w:rPr>
-          <w:rFonts w:ascii="Times New Roman" w:eastAsia="Calibri" w:hAnsi="Times New Roman" w:cs="Times New Roman"/>
-          <w:sz w:val="28"/>
-          <w:szCs w:val="28"/>
-          <w:lang w:val="en-US" w:eastAsia="ru-RU"/>
-        </w:rPr>
-        <w:t>deal</w:t>
-      </w:r>
-      <w:r>
-        <w:rPr>
-          <w:rFonts w:ascii="Times New Roman" w:eastAsia="Calibri" w:hAnsi="Times New Roman" w:cs="Times New Roman"/>
-          <w:sz w:val="28"/>
-          <w:szCs w:val="28"/>
-          <w:lang w:val="ru-RU" w:eastAsia="ru-RU"/>
-        </w:rPr>
-        <w:t>.</w:t>
-      </w:r>
-      <w:proofErr w:type="spellStart"/>
-      <w:r>
-        <w:rPr>
-          <w:rFonts w:ascii="Times New Roman" w:eastAsia="Calibri" w:hAnsi="Times New Roman" w:cs="Times New Roman"/>
-          <w:sz w:val="28"/>
-          <w:szCs w:val="28"/>
-          <w:lang w:val="en-US" w:eastAsia="ru-RU"/>
-        </w:rPr>
         <w:t>contractDate</w:t>
       </w:r>
-      <w:proofErr w:type="spellEnd"/>
       <w:r>
         <w:rPr>
           <w:rFonts w:ascii="Times New Roman" w:eastAsia="Calibri" w:hAnsi="Times New Roman" w:cs="Times New Roman"/>
@@ -819,19 +794,8 @@
           <w:szCs w:val="28"/>
           <w:lang w:val="ru-RU"/>
         </w:rPr>
-        <w:t xml:space="preserve">         </w:t>
-      </w:r>
-      <w:proofErr w:type="spellStart"/>
-      <w:r>
-        <w:rPr>
-          <w:rFonts w:ascii="Times New Roman" w:hAnsi="Times New Roman" w:cs="Times New Roman"/>
-          <w:sz w:val="28"/>
-          <w:szCs w:val="28"/>
-          <w:lang w:val="ru-RU"/>
-        </w:rPr>
-        <w:t>О.Р.Турко</w:t>
-      </w:r>
-      <w:proofErr w:type="spellEnd"/>
+        <w:t xml:space="preserve">         О.Р.Турко</w:t>
+      </w:r>
     </w:p>
     <w:p>
       <w:pPr>

--- a/templates/working/Запрос_в_РСЦ.docx
+++ b/templates/working/Запрос_в_РСЦ.docx
@@ -1,6 +1,6 @@
 
 <file path=word/document.xml><?xml version="1.0" encoding="utf-8"?>
-<w:document xmlns:wpc="http://schemas.microsoft.com/office/word/2010/wordprocessingCanvas" xmlns:cx="http://schemas.microsoft.com/office/drawing/2014/chartex" xmlns:cx1="http://schemas.microsoft.com/office/drawing/2015/9/8/chartex" xmlns:cx2="http://schemas.microsoft.com/office/drawing/2015/10/21/chartex" xmlns:cx3="http://schemas.microsoft.com/office/drawing/2016/5/9/chartex" xmlns:cx4="http://schemas.microsoft.com/office/drawing/2016/5/10/chartex" xmlns:cx5="http://schemas.microsoft.com/office/drawing/2016/5/11/chartex" xmlns:cx6="http://schemas.microsoft.com/office/drawing/2016/5/12/chartex" xmlns:cx7="http://schemas.microsoft.com/office/drawing/2016/5/13/chartex" xmlns:cx8="http://schemas.microsoft.com/office/drawing/2016/5/14/chartex" xmlns:mc="http://schemas.openxmlformats.org/markup-compatibility/2006" xmlns:aink="http://schemas.microsoft.com/office/drawing/2016/ink" xmlns:am3d="http://schemas.microsoft.com/office/drawing/2017/model3d" xmlns:o="urn:schemas-microsoft-com:office:office" xmlns:oel="http://schemas.microsoft.com/office/2019/extlst" xmlns:r="http://schemas.openxmlformats.org/officeDocument/2006/relationships" xmlns:m="http://schemas.openxmlformats.org/officeDocument/2006/math" xmlns:v="urn:schemas-microsoft-com:vml" xmlns:wp14="http://schemas.microsoft.com/office/word/2010/wordprocessingDrawing" xmlns:wp="http://schemas.openxmlformats.org/drawingml/2006/wordprocessingDrawing" xmlns:w10="urn:schemas-microsoft-com:office:word" xmlns:w="http://schemas.openxmlformats.org/wordprocessingml/2006/main" xmlns:w14="http://schemas.microsoft.com/office/word/2010/wordml" xmlns:w15="http://schemas.microsoft.com/office/word/2012/wordml" xmlns:w16cex="http://schemas.microsoft.com/office/word/2018/wordml/cex" xmlns:w16cid="http://schemas.microsoft.com/office/word/2016/wordml/cid" xmlns:w16="http://schemas.microsoft.com/office/word/2018/wordml" xmlns:w16du="http://schemas.microsoft.com/office/word/2023/wordml/word16du" xmlns:w16sdtdh="http://schemas.microsoft.com/office/word/2020/wordml/sdtdatahash" xmlns:w16sdtfl="http://schemas.microsoft.com/office/word/2024/wordml/sdtformatlock" xmlns:w16se="http://schemas.microsoft.com/office/word/2015/wordml/symex" xmlns:wpg="http://schemas.microsoft.com/office/word/2010/wordprocessingGroup" xmlns:wpi="http://schemas.microsoft.com/office/word/2010/wordprocessingInk" xmlns:wne="http://schemas.microsoft.com/office/word/2006/wordml" xmlns:wps="http://schemas.microsoft.com/office/word/2010/wordprocessingShape" mc:Ignorable="w14 w15 w16se w16cid w16 w16cex w16sdtdh w16sdtfl w16du wp14">
+<w:document xmlns:wpc="http://schemas.microsoft.com/office/word/2010/wordprocessingCanvas" xmlns:cx="http://schemas.microsoft.com/office/drawing/2014/chartex" xmlns:cx1="http://schemas.microsoft.com/office/drawing/2015/9/8/chartex" xmlns:cx2="http://schemas.microsoft.com/office/drawing/2015/10/21/chartex" xmlns:cx3="http://schemas.microsoft.com/office/drawing/2016/5/9/chartex" xmlns:cx4="http://schemas.microsoft.com/office/drawing/2016/5/10/chartex" xmlns:cx5="http://schemas.microsoft.com/office/drawing/2016/5/11/chartex" xmlns:cx6="http://schemas.microsoft.com/office/drawing/2016/5/12/chartex" xmlns:cx7="http://schemas.microsoft.com/office/drawing/2016/5/13/chartex" xmlns:cx8="http://schemas.microsoft.com/office/drawing/2016/5/14/chartex" xmlns:mc="http://schemas.openxmlformats.org/markup-compatibility/2006" xmlns:aink="http://schemas.microsoft.com/office/drawing/2016/ink" xmlns:am3d="http://schemas.microsoft.com/office/drawing/2017/model3d" xmlns:o="urn:schemas-microsoft-com:office:office" xmlns:oel="http://schemas.microsoft.com/office/2019/extlst" xmlns:r="http://schemas.openxmlformats.org/officeDocument/2006/relationships" xmlns:m="http://schemas.openxmlformats.org/officeDocument/2006/math" xmlns:v="urn:schemas-microsoft-com:vml" xmlns:wp14="http://schemas.microsoft.com/office/word/2010/wordprocessingDrawing" xmlns:wp="http://schemas.openxmlformats.org/drawingml/2006/wordprocessingDrawing" xmlns:w10="urn:schemas-microsoft-com:office:word" xmlns:w="http://schemas.openxmlformats.org/wordprocessingml/2006/main" xmlns:w14="http://schemas.microsoft.com/office/word/2010/wordml" xmlns:w15="http://schemas.microsoft.com/office/word/2012/wordml" xmlns:w16cei="http://schemas.microsoft.com/office/word/2026/wordml/cei" xmlns:w16cex="http://schemas.microsoft.com/office/word/2018/wordml/cex" xmlns:w16cid="http://schemas.microsoft.com/office/word/2016/wordml/cid" xmlns:w16="http://schemas.microsoft.com/office/word/2018/wordml" xmlns:w16du="http://schemas.microsoft.com/office/word/2023/wordml/word16du" xmlns:w16sdtdh="http://schemas.microsoft.com/office/word/2020/wordml/sdtdatahash" xmlns:w16sdtfl="http://schemas.microsoft.com/office/word/2024/wordml/sdtformatlock" xmlns:w16se="http://schemas.microsoft.com/office/word/2015/wordml/symex" xmlns:wpg="http://schemas.microsoft.com/office/word/2010/wordprocessingGroup" xmlns:wpi="http://schemas.microsoft.com/office/word/2010/wordprocessingInk" xmlns:wne="http://schemas.microsoft.com/office/word/2006/wordml" xmlns:wps="http://schemas.microsoft.com/office/word/2010/wordprocessingShape" mc:Ignorable="w14 w15 w16se w16cid w16 w16cex w16sdtdh w16sdtfl w16du wp14">
   <w:body>
     <w:p>
       <w:pPr>
@@ -191,9 +191,88 @@
           <w:rFonts w:ascii="Times New Roman" w:eastAsia="Calibri" w:hAnsi="Times New Roman" w:cs="Times New Roman"/>
           <w:sz w:val="28"/>
           <w:szCs w:val="28"/>
-          <w:lang w:val="ru-RU"/>
-        </w:rPr>
-        <w:t xml:space="preserve">В соответствии с Положением о порядке представления коммерческим организациям, осуществляющим риэлтерскую деятельность, информации государственными органами и иными организациями об объектах недвижимости, о правах на них, юридических и физических лицах – сторонах сделки, в  отношении которой осуществляется риэлтерская деятельность, утвержденная Постановлением Совета Министров Республики Беларусь №406 от 27.03.2006 г. (п.5 Перечня), просим предоставить </w:t>
+          <w:lang w:val="ru-RU" w:eastAsia="ru-RU"/>
+        </w:rPr>
+        <w:t>В</w:t>
+      </w:r>
+      <w:r>
+        <w:rPr>
+          <w:rFonts w:ascii="Times New Roman" w:hAnsi="Times New Roman" w:cs="Times New Roman"/>
+          <w:sz w:val="28"/>
+          <w:szCs w:val="28"/>
+          <w:lang w:val="ru-RU"/>
+        </w:rPr>
+        <w:t xml:space="preserve"> целях обеспечения соответствия законодательству оформления прав на</w:t>
+      </w:r>
+      <w:r>
+        <w:rPr>
+          <w:rFonts w:ascii="Times New Roman" w:hAnsi="Times New Roman" w:cs="Times New Roman"/>
+          <w:sz w:val="28"/>
+          <w:szCs w:val="28"/>
+        </w:rPr>
+        <w:t> </w:t>
+      </w:r>
+      <w:r>
+        <w:rPr>
+          <w:rFonts w:ascii="Times New Roman" w:hAnsi="Times New Roman" w:cs="Times New Roman"/>
+          <w:sz w:val="28"/>
+          <w:szCs w:val="28"/>
+          <w:lang w:val="ru-RU"/>
+        </w:rPr>
+        <w:t>объекты недвижимого имущества, защиты имущественных интересов граждан и</w:t>
+      </w:r>
+      <w:r>
+        <w:rPr>
+          <w:rFonts w:ascii="Times New Roman" w:hAnsi="Times New Roman" w:cs="Times New Roman"/>
+          <w:sz w:val="28"/>
+          <w:szCs w:val="28"/>
+        </w:rPr>
+        <w:t> </w:t>
+      </w:r>
+      <w:r>
+        <w:rPr>
+          <w:rFonts w:ascii="Times New Roman" w:hAnsi="Times New Roman" w:cs="Times New Roman"/>
+          <w:sz w:val="28"/>
+          <w:szCs w:val="28"/>
+          <w:lang w:val="ru-RU"/>
+        </w:rPr>
+        <w:t xml:space="preserve">юридических лиц </w:t>
+      </w:r>
+      <w:r>
+        <w:rPr>
+          <w:rFonts w:ascii="Times New Roman" w:hAnsi="Times New Roman" w:cs="Times New Roman"/>
+          <w:sz w:val="28"/>
+          <w:szCs w:val="28"/>
+          <w:lang w:val="ru-RU"/>
+        </w:rPr>
+        <w:t xml:space="preserve">и </w:t>
+      </w:r>
+      <w:r>
+        <w:rPr>
+          <w:rFonts w:ascii="Times New Roman" w:hAnsi="Times New Roman" w:cs="Times New Roman"/>
+          <w:sz w:val="28"/>
+          <w:szCs w:val="28"/>
+          <w:lang w:val="ru-RU"/>
+        </w:rPr>
+        <w:t xml:space="preserve"> в соответствии с Законом Республики Беларусь «О риэлтерской деятельности» от 8 мая 2025г №71-З</w:t>
+      </w:r>
+      <w:r>
+        <w:rPr>
+          <w:rFonts w:ascii="Times New Roman" w:eastAsia="Calibri" w:hAnsi="Times New Roman" w:cs="Times New Roman"/>
+          <w:sz w:val="28"/>
+          <w:szCs w:val="28"/>
+          <w:lang w:val="ru-RU"/>
+        </w:rPr>
+        <w:t>, просим предоставить</w:t>
+      </w:r>
+      <w:r>
+        <w:rPr>
+          <w:rFonts w:ascii="Times New Roman" w:eastAsia="Calibri" w:hAnsi="Times New Roman" w:cs="Times New Roman"/>
+          <w:sz w:val="28"/>
+          <w:szCs w:val="28"/>
+          <w:lang w:val="ru-RU"/>
+        </w:rPr>
+        <w:t xml:space="preserve"> </w:t>
       </w:r>
       <w:r>
         <w:rPr>
@@ -249,7 +328,27 @@
           <w:szCs w:val="28"/>
           <w:lang w:val="ru-RU"/>
         </w:rPr>
-        <w:t>{{property.</w:t>
+        <w:t>{{</w:t>
+      </w:r>
+      <w:proofErr w:type="spellStart"/>
+      <w:r>
+        <w:rPr>
+          <w:rFonts w:ascii="Times New Roman" w:eastAsia="Calibri" w:hAnsi="Times New Roman" w:cs="Times New Roman"/>
+          <w:sz w:val="28"/>
+          <w:szCs w:val="28"/>
+          <w:lang w:val="ru-RU"/>
+        </w:rPr>
+        <w:t>property</w:t>
+      </w:r>
+      <w:proofErr w:type="spellEnd"/>
+      <w:r>
+        <w:rPr>
+          <w:rFonts w:ascii="Times New Roman" w:eastAsia="Calibri" w:hAnsi="Times New Roman" w:cs="Times New Roman"/>
+          <w:sz w:val="28"/>
+          <w:szCs w:val="28"/>
+          <w:lang w:val="ru-RU"/>
+        </w:rPr>
+        <w:t>.</w:t>
       </w:r>
       <w:r>
         <w:rPr>
@@ -314,6 +413,7 @@
         </w:rPr>
         <w:t>(</w:t>
       </w:r>
+      <w:proofErr w:type="spellStart"/>
       <w:r>
         <w:rPr>
           <w:rFonts w:ascii="Times New Roman" w:eastAsia="Calibri" w:hAnsi="Times New Roman" w:cs="Times New Roman"/>
@@ -323,6 +423,7 @@
         </w:rPr>
         <w:t>ым</w:t>
       </w:r>
+      <w:proofErr w:type="spellEnd"/>
       <w:r>
         <w:rPr>
           <w:rFonts w:ascii="Times New Roman" w:eastAsia="Calibri" w:hAnsi="Times New Roman" w:cs="Times New Roman"/>
@@ -366,7 +467,27 @@
           <w:szCs w:val="28"/>
           <w:lang w:val="ru-RU" w:eastAsia="ru-RU"/>
         </w:rPr>
-        <w:t>.address}}</w:t>
+        <w:t>.</w:t>
+      </w:r>
+      <w:proofErr w:type="spellStart"/>
+      <w:r>
+        <w:rPr>
+          <w:rFonts w:ascii="Times New Roman" w:eastAsia="Calibri" w:hAnsi="Times New Roman" w:cs="Times New Roman"/>
+          <w:sz w:val="28"/>
+          <w:szCs w:val="28"/>
+          <w:lang w:val="ru-RU" w:eastAsia="ru-RU"/>
+        </w:rPr>
+        <w:t>address</w:t>
+      </w:r>
+      <w:proofErr w:type="spellEnd"/>
+      <w:r>
+        <w:rPr>
+          <w:rFonts w:ascii="Times New Roman" w:eastAsia="Calibri" w:hAnsi="Times New Roman" w:cs="Times New Roman"/>
+          <w:sz w:val="28"/>
+          <w:szCs w:val="28"/>
+          <w:lang w:val="ru-RU" w:eastAsia="ru-RU"/>
+        </w:rPr>
+        <w:t>}}</w:t>
       </w:r>
       <w:r>
         <w:rPr>
@@ -393,6 +514,168 @@
           <w:szCs w:val="28"/>
           <w:lang w:val="ru-RU" w:eastAsia="ru-RU"/>
         </w:rPr>
+        <w:t>{{owner1.fullNameDative}}</w:t>
+      </w:r>
+      <w:r>
+        <w:rPr>
+          <w:rFonts w:ascii="Times New Roman" w:eastAsia="Calibri" w:hAnsi="Times New Roman" w:cs="Times New Roman"/>
+          <w:sz w:val="28"/>
+          <w:szCs w:val="28"/>
+          <w:lang w:val="ru-RU" w:eastAsia="ru-RU"/>
+        </w:rPr>
+        <w:t>{</w:t>
+      </w:r>
+      <w:r>
+        <w:rPr>
+          <w:rFonts w:ascii="Times New Roman" w:eastAsia="Calibri" w:hAnsi="Times New Roman" w:cs="Times New Roman"/>
+          <w:sz w:val="28"/>
+          <w:szCs w:val="28"/>
+          <w:lang w:val="ru-RU" w:eastAsia="ru-RU"/>
+        </w:rPr>
+        <w:t>{#owner2.fullName}</w:t>
+      </w:r>
+      <w:r>
+        <w:rPr>
+          <w:rFonts w:ascii="Times New Roman" w:eastAsia="Calibri" w:hAnsi="Times New Roman" w:cs="Times New Roman"/>
+          <w:sz w:val="28"/>
+          <w:szCs w:val="28"/>
+          <w:lang w:val="ru-RU" w:eastAsia="ru-RU"/>
+        </w:rPr>
+        <w:t>}</w:t>
+      </w:r>
+      <w:r>
+        <w:rPr>
+          <w:rFonts w:ascii="Times New Roman" w:eastAsia="Calibri" w:hAnsi="Times New Roman" w:cs="Times New Roman"/>
+          <w:sz w:val="28"/>
+          <w:szCs w:val="28"/>
+          <w:lang w:val="ru-RU" w:eastAsia="ru-RU"/>
+        </w:rPr>
+        <w:t>, {{owner2.fullNameDative}}</w:t>
+      </w:r>
+      <w:r>
+        <w:rPr>
+          <w:rFonts w:ascii="Times New Roman" w:eastAsia="Calibri" w:hAnsi="Times New Roman" w:cs="Times New Roman"/>
+          <w:sz w:val="28"/>
+          <w:szCs w:val="28"/>
+          <w:lang w:val="ru-RU" w:eastAsia="ru-RU"/>
+        </w:rPr>
+        <w:t>{</w:t>
+      </w:r>
+      <w:r>
+        <w:rPr>
+          <w:rFonts w:ascii="Times New Roman" w:eastAsia="Calibri" w:hAnsi="Times New Roman" w:cs="Times New Roman"/>
+          <w:sz w:val="28"/>
+          <w:szCs w:val="28"/>
+          <w:lang w:val="ru-RU" w:eastAsia="ru-RU"/>
+        </w:rPr>
+        <w:t>{/owner2.fullName}</w:t>
+      </w:r>
+      <w:r>
+        <w:rPr>
+          <w:rFonts w:ascii="Times New Roman" w:eastAsia="Calibri" w:hAnsi="Times New Roman" w:cs="Times New Roman"/>
+          <w:sz w:val="28"/>
+          <w:szCs w:val="28"/>
+          <w:lang w:val="ru-RU" w:eastAsia="ru-RU"/>
+        </w:rPr>
+        <w:t>}{</w:t>
+      </w:r>
+      <w:r>
+        <w:rPr>
+          <w:rFonts w:ascii="Times New Roman" w:eastAsia="Calibri" w:hAnsi="Times New Roman" w:cs="Times New Roman"/>
+          <w:sz w:val="28"/>
+          <w:szCs w:val="28"/>
+          <w:lang w:val="ru-RU" w:eastAsia="ru-RU"/>
+        </w:rPr>
+        <w:t>{#owner3.fullName</w:t>
+      </w:r>
+      <w:r>
+        <w:rPr>
+          <w:rFonts w:ascii="Times New Roman" w:eastAsia="Calibri" w:hAnsi="Times New Roman" w:cs="Times New Roman"/>
+          <w:sz w:val="28"/>
+          <w:szCs w:val="28"/>
+          <w:lang w:val="ru-RU" w:eastAsia="ru-RU"/>
+        </w:rPr>
+        <w:t>}</w:t>
+      </w:r>
+      <w:r>
+        <w:rPr>
+          <w:rFonts w:ascii="Times New Roman" w:eastAsia="Calibri" w:hAnsi="Times New Roman" w:cs="Times New Roman"/>
+          <w:sz w:val="28"/>
+          <w:szCs w:val="28"/>
+          <w:lang w:val="ru-RU" w:eastAsia="ru-RU"/>
+        </w:rPr>
+        <w:t>}, {{owner3.fullNameDative}}</w:t>
+      </w:r>
+      <w:r>
+        <w:rPr>
+          <w:rFonts w:ascii="Times New Roman" w:eastAsia="Calibri" w:hAnsi="Times New Roman" w:cs="Times New Roman"/>
+          <w:sz w:val="28"/>
+          <w:szCs w:val="28"/>
+          <w:lang w:val="ru-RU" w:eastAsia="ru-RU"/>
+        </w:rPr>
+        <w:t>{</w:t>
+      </w:r>
+      <w:r>
+        <w:rPr>
+          <w:rFonts w:ascii="Times New Roman" w:eastAsia="Calibri" w:hAnsi="Times New Roman" w:cs="Times New Roman"/>
+          <w:sz w:val="28"/>
+          <w:szCs w:val="28"/>
+          <w:lang w:val="ru-RU" w:eastAsia="ru-RU"/>
+        </w:rPr>
+        <w:t>{/owner3.fullName}</w:t>
+      </w:r>
+      <w:r>
+        <w:rPr>
+          <w:rFonts w:ascii="Times New Roman" w:eastAsia="Calibri" w:hAnsi="Times New Roman" w:cs="Times New Roman"/>
+          <w:sz w:val="28"/>
+          <w:szCs w:val="28"/>
+          <w:lang w:val="ru-RU" w:eastAsia="ru-RU"/>
+        </w:rPr>
+        <w:t>}</w:t>
+      </w:r>
+      <w:r>
+        <w:rPr>
+          <w:rFonts w:ascii="Times New Roman" w:eastAsia="Times New Roman" w:hAnsi="Times New Roman" w:cs="Times New Roman"/>
+          <w:sz w:val="28"/>
+          <w:szCs w:val="28"/>
+          <w:lang w:val="ru-RU" w:eastAsia="ru-RU"/>
+        </w:rPr>
+        <w:t>,</w:t>
+      </w:r>
+      <w:r>
+        <w:rPr>
+          <w:rFonts w:ascii="Times New Roman" w:eastAsia="Calibri" w:hAnsi="Times New Roman" w:cs="Times New Roman"/>
+          <w:sz w:val="28"/>
+          <w:szCs w:val="28"/>
+          <w:lang w:val="ru-RU" w:eastAsia="ru-RU"/>
+        </w:rPr>
+        <w:t xml:space="preserve"> согласно договору с ООО «</w:t>
+      </w:r>
+      <w:r>
+        <w:rPr>
+          <w:rFonts w:ascii="Times New Roman" w:eastAsia="Calibri" w:hAnsi="Times New Roman" w:cs="Times New Roman"/>
+          <w:sz w:val="28"/>
+          <w:szCs w:val="28"/>
+          <w:lang w:val="ru-RU" w:eastAsia="ru-RU"/>
+        </w:rPr>
+        <w:t>ГермесГарант</w:t>
+      </w:r>
+      <w:r>
+        <w:rPr>
+          <w:rFonts w:ascii="Times New Roman" w:eastAsia="Calibri" w:hAnsi="Times New Roman" w:cs="Times New Roman"/>
+          <w:sz w:val="28"/>
+          <w:szCs w:val="28"/>
+          <w:lang w:val="ru-RU" w:eastAsia="ru-RU"/>
+        </w:rPr>
+        <w:t>» №</w:t>
+      </w:r>
+      <w:r>
+        <w:rPr>
+          <w:rFonts w:ascii="Times New Roman" w:eastAsia="Calibri" w:hAnsi="Times New Roman" w:cs="Times New Roman"/>
+          <w:sz w:val="28"/>
+          <w:szCs w:val="28"/>
+          <w:lang w:val="ru-RU" w:eastAsia="ru-RU"/>
+        </w:rPr>
         <w:t>{{</w:t>
       </w:r>
       <w:r>
@@ -402,25 +685,45 @@
           <w:szCs w:val="28"/>
           <w:lang w:val="en-US" w:eastAsia="ru-RU"/>
         </w:rPr>
-        <w:t>seller</w:t>
-      </w:r>
-      <w:r>
-        <w:rPr>
-          <w:rFonts w:ascii="Times New Roman" w:eastAsia="Calibri" w:hAnsi="Times New Roman" w:cs="Times New Roman"/>
-          <w:sz w:val="28"/>
-          <w:szCs w:val="28"/>
-          <w:lang w:val="ru-RU" w:eastAsia="ru-RU"/>
-        </w:rPr>
-        <w:t>.lastNameDative}}</w:t>
-      </w:r>
-      <w:r>
-        <w:rPr>
-          <w:rFonts w:ascii="Times New Roman" w:eastAsia="Calibri" w:hAnsi="Times New Roman" w:cs="Times New Roman"/>
-          <w:sz w:val="28"/>
-          <w:szCs w:val="28"/>
-          <w:lang w:val="ru-RU" w:eastAsia="ru-RU"/>
-        </w:rPr>
-        <w:t xml:space="preserve"> </w:t>
+        <w:t>deal</w:t>
+      </w:r>
+      <w:r>
+        <w:rPr>
+          <w:rFonts w:ascii="Times New Roman" w:eastAsia="Calibri" w:hAnsi="Times New Roman" w:cs="Times New Roman"/>
+          <w:sz w:val="28"/>
+          <w:szCs w:val="28"/>
+          <w:lang w:val="ru-RU" w:eastAsia="ru-RU"/>
+        </w:rPr>
+        <w:t>.</w:t>
+      </w:r>
+      <w:proofErr w:type="spellStart"/>
+      <w:r>
+        <w:rPr>
+          <w:rFonts w:ascii="Times New Roman" w:eastAsia="Calibri" w:hAnsi="Times New Roman" w:cs="Times New Roman"/>
+          <w:sz w:val="28"/>
+          <w:szCs w:val="28"/>
+          <w:lang w:val="en-US" w:eastAsia="ru-RU"/>
+        </w:rPr>
+        <w:t>contractNumber</w:t>
+      </w:r>
+      <w:proofErr w:type="spellEnd"/>
+      <w:r>
+        <w:rPr>
+          <w:rFonts w:ascii="Times New Roman" w:eastAsia="Calibri" w:hAnsi="Times New Roman" w:cs="Times New Roman"/>
+          <w:sz w:val="28"/>
+          <w:szCs w:val="28"/>
+          <w:lang w:val="ru-RU" w:eastAsia="ru-RU"/>
+        </w:rPr>
+        <w:t>}}</w:t>
+      </w:r>
+      <w:r>
+        <w:rPr>
+          <w:rFonts w:ascii="Times New Roman" w:eastAsia="Calibri" w:hAnsi="Times New Roman" w:cs="Times New Roman"/>
+          <w:sz w:val="28"/>
+          <w:szCs w:val="28"/>
+          <w:lang w:val="ru-RU" w:eastAsia="ru-RU"/>
+        </w:rPr>
+        <w:t xml:space="preserve"> от </w:t>
       </w:r>
       <w:r>
         <w:rPr>
@@ -438,7 +741,7 @@
           <w:szCs w:val="28"/>
           <w:lang w:val="en-US" w:eastAsia="ru-RU"/>
         </w:rPr>
-        <w:t>seller</w:t>
+        <w:t>deal</w:t>
       </w:r>
       <w:r>
         <w:rPr>
@@ -449,6 +752,7 @@
         </w:rPr>
         <w:t>.</w:t>
       </w:r>
+      <w:proofErr w:type="spellStart"/>
       <w:r>
         <w:rPr>
           <w:rFonts w:ascii="Times New Roman" w:eastAsia="Calibri" w:hAnsi="Times New Roman" w:cs="Times New Roman"/>
@@ -456,8 +760,9 @@
           <w:szCs w:val="28"/>
           <w:lang w:val="en-US" w:eastAsia="ru-RU"/>
         </w:rPr>
-        <w:t>firstNameDative</w:t>
-      </w:r>
+        <w:t>contractDate</w:t>
+      </w:r>
+      <w:proofErr w:type="spellEnd"/>
       <w:r>
         <w:rPr>
           <w:rFonts w:ascii="Times New Roman" w:eastAsia="Calibri" w:hAnsi="Times New Roman" w:cs="Times New Roman"/>
@@ -474,25 +779,7 @@
           <w:szCs w:val="28"/>
           <w:lang w:val="ru-RU" w:eastAsia="ru-RU"/>
         </w:rPr>
-        <w:t xml:space="preserve"> </w:t>
-      </w:r>
-      <w:r>
-        <w:rPr>
-          <w:rFonts w:ascii="Times New Roman" w:eastAsia="Calibri" w:hAnsi="Times New Roman" w:cs="Times New Roman"/>
-          <w:sz w:val="28"/>
-          <w:szCs w:val="28"/>
-          <w:lang w:val="ru-RU" w:eastAsia="ru-RU"/>
-        </w:rPr>
-        <w:t>{{</w:t>
-      </w:r>
-      <w:r>
-        <w:rPr>
-          <w:rFonts w:ascii="Times New Roman" w:eastAsia="Calibri" w:hAnsi="Times New Roman" w:cs="Times New Roman"/>
-          <w:sz w:val="28"/>
-          <w:szCs w:val="28"/>
-          <w:lang w:val="en-US" w:eastAsia="ru-RU"/>
-        </w:rPr>
-        <w:t>seller</w:t>
+        <w:t>г</w:t>
       </w:r>
       <w:r>
         <w:rPr>
@@ -508,145 +795,22 @@
           <w:rFonts w:ascii="Times New Roman" w:eastAsia="Calibri" w:hAnsi="Times New Roman" w:cs="Times New Roman"/>
           <w:sz w:val="28"/>
           <w:szCs w:val="28"/>
-          <w:lang w:val="en-US" w:eastAsia="ru-RU"/>
-        </w:rPr>
-        <w:t>middleNameDative</w:t>
-      </w:r>
-      <w:r>
-        <w:rPr>
-          <w:rFonts w:ascii="Times New Roman" w:eastAsia="Calibri" w:hAnsi="Times New Roman" w:cs="Times New Roman"/>
-          <w:sz w:val="28"/>
-          <w:szCs w:val="28"/>
-          <w:lang w:val="ru-RU" w:eastAsia="ru-RU"/>
-        </w:rPr>
-        <w:t>}}</w:t>
-      </w:r>
-      <w:r>
-        <w:rPr>
-          <w:rFonts w:ascii="Times New Roman" w:eastAsia="Times New Roman" w:hAnsi="Times New Roman" w:cs="Times New Roman"/>
-          <w:sz w:val="28"/>
-          <w:szCs w:val="28"/>
-          <w:lang w:val="ru-RU" w:eastAsia="ru-RU"/>
-        </w:rPr>
-        <w:t>,</w:t>
-      </w:r>
-      <w:r>
-        <w:rPr>
-          <w:rFonts w:ascii="Times New Roman" w:eastAsia="Calibri" w:hAnsi="Times New Roman" w:cs="Times New Roman"/>
-          <w:sz w:val="28"/>
-          <w:szCs w:val="28"/>
-          <w:lang w:val="ru-RU" w:eastAsia="ru-RU"/>
-        </w:rPr>
-        <w:t xml:space="preserve"> согласно договору с ООО «</w:t>
-      </w:r>
-      <w:r>
-        <w:rPr>
-          <w:rFonts w:ascii="Times New Roman" w:eastAsia="Calibri" w:hAnsi="Times New Roman" w:cs="Times New Roman"/>
-          <w:sz w:val="28"/>
-          <w:szCs w:val="28"/>
-          <w:lang w:val="ru-RU" w:eastAsia="ru-RU"/>
-        </w:rPr>
-        <w:t>ГермесГарант</w:t>
-      </w:r>
-      <w:r>
-        <w:rPr>
-          <w:rFonts w:ascii="Times New Roman" w:eastAsia="Calibri" w:hAnsi="Times New Roman" w:cs="Times New Roman"/>
-          <w:sz w:val="28"/>
-          <w:szCs w:val="28"/>
-          <w:lang w:val="ru-RU" w:eastAsia="ru-RU"/>
-        </w:rPr>
-        <w:t>» №</w:t>
-      </w:r>
-      <w:r>
-        <w:rPr>
-          <w:rFonts w:ascii="Times New Roman" w:eastAsia="Calibri" w:hAnsi="Times New Roman" w:cs="Times New Roman"/>
-          <w:sz w:val="28"/>
-          <w:szCs w:val="28"/>
-          <w:lang w:val="ru-RU" w:eastAsia="ru-RU"/>
-        </w:rPr>
-        <w:t>{{</w:t>
-      </w:r>
-      <w:r>
-        <w:rPr>
-          <w:rFonts w:ascii="Times New Roman" w:eastAsia="Calibri" w:hAnsi="Times New Roman" w:cs="Times New Roman"/>
-          <w:sz w:val="28"/>
-          <w:szCs w:val="28"/>
-          <w:lang w:val="en-US" w:eastAsia="ru-RU"/>
-        </w:rPr>
-        <w:t>deal</w:t>
-      </w:r>
-      <w:r>
-        <w:rPr>
-          <w:rFonts w:ascii="Times New Roman" w:eastAsia="Calibri" w:hAnsi="Times New Roman" w:cs="Times New Roman"/>
-          <w:sz w:val="28"/>
-          <w:szCs w:val="28"/>
-          <w:lang w:val="ru-RU" w:eastAsia="ru-RU"/>
-        </w:rPr>
-        <w:t>.contractNumber}}</w:t>
-      </w:r>
-      <w:r>
-        <w:rPr>
-          <w:rFonts w:ascii="Times New Roman" w:eastAsia="Calibri" w:hAnsi="Times New Roman" w:cs="Times New Roman"/>
-          <w:sz w:val="28"/>
-          <w:szCs w:val="28"/>
-          <w:lang w:val="ru-RU" w:eastAsia="ru-RU"/>
-        </w:rPr>
-        <w:t xml:space="preserve"> от </w:t>
-      </w:r>
-      <w:r>
-        <w:rPr>
-          <w:rFonts w:ascii="Times New Roman" w:eastAsia="Calibri" w:hAnsi="Times New Roman" w:cs="Times New Roman"/>
-          <w:sz w:val="28"/>
-          <w:szCs w:val="28"/>
-          <w:lang w:val="ru-RU" w:eastAsia="ru-RU"/>
-        </w:rPr>
-        <w:t>{{</w:t>
-      </w:r>
-      <w:r>
-        <w:rPr>
-          <w:rFonts w:ascii="Times New Roman" w:eastAsia="Calibri" w:hAnsi="Times New Roman" w:cs="Times New Roman"/>
-          <w:sz w:val="28"/>
-          <w:szCs w:val="28"/>
-          <w:lang w:val="en-US" w:eastAsia="ru-RU"/>
-        </w:rPr>
-        <w:t>deal</w:t>
-      </w:r>
-      <w:r>
-        <w:rPr>
-          <w:rFonts w:ascii="Times New Roman" w:eastAsia="Calibri" w:hAnsi="Times New Roman" w:cs="Times New Roman"/>
-          <w:sz w:val="28"/>
-          <w:szCs w:val="28"/>
-          <w:lang w:val="ru-RU" w:eastAsia="ru-RU"/>
-        </w:rPr>
-        <w:t>.</w:t>
-      </w:r>
-      <w:r>
-        <w:rPr>
-          <w:rFonts w:ascii="Times New Roman" w:eastAsia="Calibri" w:hAnsi="Times New Roman" w:cs="Times New Roman"/>
-          <w:sz w:val="28"/>
-          <w:szCs w:val="28"/>
-          <w:lang w:val="en-US" w:eastAsia="ru-RU"/>
-        </w:rPr>
-        <w:t>contractDate</w:t>
-      </w:r>
-      <w:r>
-        <w:rPr>
-          <w:rFonts w:ascii="Times New Roman" w:eastAsia="Calibri" w:hAnsi="Times New Roman" w:cs="Times New Roman"/>
-          <w:sz w:val="28"/>
-          <w:szCs w:val="28"/>
-          <w:lang w:val="ru-RU" w:eastAsia="ru-RU"/>
-        </w:rPr>
-        <w:t>}}</w:t>
-      </w:r>
-      <w:r>
-        <w:rPr>
-          <w:rFonts w:ascii="Times New Roman" w:eastAsia="Calibri" w:hAnsi="Times New Roman" w:cs="Times New Roman"/>
-          <w:sz w:val="28"/>
-          <w:szCs w:val="28"/>
           <w:lang w:val="ru-RU" w:eastAsia="ru-RU"/>
         </w:rPr>
         <w:t xml:space="preserve">, для предоставления в нотариальную контору. </w:t>
       </w:r>
+    </w:p>
+    <w:p>
+      <w:pPr>
+        <w:ind w:firstLine="708"/>
+        <w:jc w:val="both"/>
+        <w:rPr>
+          <w:rFonts w:ascii="Times New Roman" w:eastAsia="Calibri" w:hAnsi="Times New Roman" w:cs="Times New Roman"/>
+          <w:sz w:val="28"/>
+          <w:szCs w:val="28"/>
+          <w:lang w:val="ru-RU" w:eastAsia="ru-RU"/>
+        </w:rPr>
+      </w:pPr>
     </w:p>
     <w:p>
       <w:pPr>
@@ -794,8 +958,19 @@
           <w:szCs w:val="28"/>
           <w:lang w:val="ru-RU"/>
         </w:rPr>
-        <w:t xml:space="preserve">         О.Р.Турко</w:t>
-      </w:r>
+        <w:t xml:space="preserve">         </w:t>
+      </w:r>
+      <w:proofErr w:type="spellStart"/>
+      <w:r>
+        <w:rPr>
+          <w:rFonts w:ascii="Times New Roman" w:hAnsi="Times New Roman" w:cs="Times New Roman"/>
+          <w:sz w:val="28"/>
+          <w:szCs w:val="28"/>
+          <w:lang w:val="ru-RU"/>
+        </w:rPr>
+        <w:t>О.Р.Турко</w:t>
+      </w:r>
+      <w:proofErr w:type="spellEnd"/>
     </w:p>
     <w:p>
       <w:pPr>
@@ -818,7 +993,7 @@
 </file>
 
 <file path=word/endnotes.xml><?xml version="1.0" encoding="utf-8"?>
-<w:endnotes xmlns:wpc="http://schemas.microsoft.com/office/word/2010/wordprocessingCanvas" xmlns:cx="http://schemas.microsoft.com/office/drawing/2014/chartex" xmlns:cx1="http://schemas.microsoft.com/office/drawing/2015/9/8/chartex" xmlns:cx2="http://schemas.microsoft.com/office/drawing/2015/10/21/chartex" xmlns:cx3="http://schemas.microsoft.com/office/drawing/2016/5/9/chartex" xmlns:cx4="http://schemas.microsoft.com/office/drawing/2016/5/10/chartex" xmlns:cx5="http://schemas.microsoft.com/office/drawing/2016/5/11/chartex" xmlns:cx6="http://schemas.microsoft.com/office/drawing/2016/5/12/chartex" xmlns:cx7="http://schemas.microsoft.com/office/drawing/2016/5/13/chartex" xmlns:cx8="http://schemas.microsoft.com/office/drawing/2016/5/14/chartex" xmlns:mc="http://schemas.openxmlformats.org/markup-compatibility/2006" xmlns:aink="http://schemas.microsoft.com/office/drawing/2016/ink" xmlns:am3d="http://schemas.microsoft.com/office/drawing/2017/model3d" xmlns:o="urn:schemas-microsoft-com:office:office" xmlns:oel="http://schemas.microsoft.com/office/2019/extlst" xmlns:r="http://schemas.openxmlformats.org/officeDocument/2006/relationships" xmlns:m="http://schemas.openxmlformats.org/officeDocument/2006/math" xmlns:v="urn:schemas-microsoft-com:vml" xmlns:wp14="http://schemas.microsoft.com/office/word/2010/wordprocessingDrawing" xmlns:wp="http://schemas.openxmlformats.org/drawingml/2006/wordprocessingDrawing" xmlns:w10="urn:schemas-microsoft-com:office:word" xmlns:w="http://schemas.openxmlformats.org/wordprocessingml/2006/main" xmlns:w14="http://schemas.microsoft.com/office/word/2010/wordml" xmlns:w15="http://schemas.microsoft.com/office/word/2012/wordml" xmlns:w16cex="http://schemas.microsoft.com/office/word/2018/wordml/cex" xmlns:w16cid="http://schemas.microsoft.com/office/word/2016/wordml/cid" xmlns:w16="http://schemas.microsoft.com/office/word/2018/wordml" xmlns:w16du="http://schemas.microsoft.com/office/word/2023/wordml/word16du" xmlns:w16sdtdh="http://schemas.microsoft.com/office/word/2020/wordml/sdtdatahash" xmlns:w16sdtfl="http://schemas.microsoft.com/office/word/2024/wordml/sdtformatlock" xmlns:w16se="http://schemas.microsoft.com/office/word/2015/wordml/symex" xmlns:wpg="http://schemas.microsoft.com/office/word/2010/wordprocessingGroup" xmlns:wpi="http://schemas.microsoft.com/office/word/2010/wordprocessingInk" xmlns:wne="http://schemas.microsoft.com/office/word/2006/wordml" xmlns:wps="http://schemas.microsoft.com/office/word/2010/wordprocessingShape" mc:Ignorable="w14 w15 w16se w16cid w16 w16cex w16sdtdh w16sdtfl w16du wp14">
+<w:endnotes xmlns:wpc="http://schemas.microsoft.com/office/word/2010/wordprocessingCanvas" xmlns:cx="http://schemas.microsoft.com/office/drawing/2014/chartex" xmlns:cx1="http://schemas.microsoft.com/office/drawing/2015/9/8/chartex" xmlns:cx2="http://schemas.microsoft.com/office/drawing/2015/10/21/chartex" xmlns:cx3="http://schemas.microsoft.com/office/drawing/2016/5/9/chartex" xmlns:cx4="http://schemas.microsoft.com/office/drawing/2016/5/10/chartex" xmlns:cx5="http://schemas.microsoft.com/office/drawing/2016/5/11/chartex" xmlns:cx6="http://schemas.microsoft.com/office/drawing/2016/5/12/chartex" xmlns:cx7="http://schemas.microsoft.com/office/drawing/2016/5/13/chartex" xmlns:cx8="http://schemas.microsoft.com/office/drawing/2016/5/14/chartex" xmlns:mc="http://schemas.openxmlformats.org/markup-compatibility/2006" xmlns:aink="http://schemas.microsoft.com/office/drawing/2016/ink" xmlns:am3d="http://schemas.microsoft.com/office/drawing/2017/model3d" xmlns:o="urn:schemas-microsoft-com:office:office" xmlns:oel="http://schemas.microsoft.com/office/2019/extlst" xmlns:r="http://schemas.openxmlformats.org/officeDocument/2006/relationships" xmlns:m="http://schemas.openxmlformats.org/officeDocument/2006/math" xmlns:v="urn:schemas-microsoft-com:vml" xmlns:wp14="http://schemas.microsoft.com/office/word/2010/wordprocessingDrawing" xmlns:wp="http://schemas.openxmlformats.org/drawingml/2006/wordprocessingDrawing" xmlns:w10="urn:schemas-microsoft-com:office:word" xmlns:w="http://schemas.openxmlformats.org/wordprocessingml/2006/main" xmlns:w14="http://schemas.microsoft.com/office/word/2010/wordml" xmlns:w15="http://schemas.microsoft.com/office/word/2012/wordml" xmlns:w16cei="http://schemas.microsoft.com/office/word/2026/wordml/cei" xmlns:w16cex="http://schemas.microsoft.com/office/word/2018/wordml/cex" xmlns:w16cid="http://schemas.microsoft.com/office/word/2016/wordml/cid" xmlns:w16="http://schemas.microsoft.com/office/word/2018/wordml" xmlns:w16du="http://schemas.microsoft.com/office/word/2023/wordml/word16du" xmlns:w16sdtdh="http://schemas.microsoft.com/office/word/2020/wordml/sdtdatahash" xmlns:w16sdtfl="http://schemas.microsoft.com/office/word/2024/wordml/sdtformatlock" xmlns:w16se="http://schemas.microsoft.com/office/word/2015/wordml/symex" xmlns:wpg="http://schemas.microsoft.com/office/word/2010/wordprocessingGroup" xmlns:wpi="http://schemas.microsoft.com/office/word/2010/wordprocessingInk" xmlns:wne="http://schemas.microsoft.com/office/word/2006/wordml" xmlns:wps="http://schemas.microsoft.com/office/word/2010/wordprocessingShape" mc:Ignorable="w14 w15 w16se w16cid w16 w16cex w16sdtdh w16sdtfl w16du wp14">
   <w:endnote w:type="separator" w:id="-1">
     <w:p>
       <w:r>
@@ -837,7 +1012,7 @@
 </file>
 
 <file path=word/footer1.xml><?xml version="1.0" encoding="utf-8"?>
-<w:ftr xmlns:wpc="http://schemas.microsoft.com/office/word/2010/wordprocessingCanvas" xmlns:cx="http://schemas.microsoft.com/office/drawing/2014/chartex" xmlns:cx1="http://schemas.microsoft.com/office/drawing/2015/9/8/chartex" xmlns:cx2="http://schemas.microsoft.com/office/drawing/2015/10/21/chartex" xmlns:cx3="http://schemas.microsoft.com/office/drawing/2016/5/9/chartex" xmlns:cx4="http://schemas.microsoft.com/office/drawing/2016/5/10/chartex" xmlns:cx5="http://schemas.microsoft.com/office/drawing/2016/5/11/chartex" xmlns:cx6="http://schemas.microsoft.com/office/drawing/2016/5/12/chartex" xmlns:cx7="http://schemas.microsoft.com/office/drawing/2016/5/13/chartex" xmlns:cx8="http://schemas.microsoft.com/office/drawing/2016/5/14/chartex" xmlns:mc="http://schemas.openxmlformats.org/markup-compatibility/2006" xmlns:aink="http://schemas.microsoft.com/office/drawing/2016/ink" xmlns:am3d="http://schemas.microsoft.com/office/drawing/2017/model3d" xmlns:o="urn:schemas-microsoft-com:office:office" xmlns:oel="http://schemas.microsoft.com/office/2019/extlst" xmlns:r="http://schemas.openxmlformats.org/officeDocument/2006/relationships" xmlns:m="http://schemas.openxmlformats.org/officeDocument/2006/math" xmlns:v="urn:schemas-microsoft-com:vml" xmlns:wp14="http://schemas.microsoft.com/office/word/2010/wordprocessingDrawing" xmlns:wp="http://schemas.openxmlformats.org/drawingml/2006/wordprocessingDrawing" xmlns:w10="urn:schemas-microsoft-com:office:word" xmlns:w="http://schemas.openxmlformats.org/wordprocessingml/2006/main" xmlns:w14="http://schemas.microsoft.com/office/word/2010/wordml" xmlns:w15="http://schemas.microsoft.com/office/word/2012/wordml" xmlns:w16cex="http://schemas.microsoft.com/office/word/2018/wordml/cex" xmlns:w16cid="http://schemas.microsoft.com/office/word/2016/wordml/cid" xmlns:w16="http://schemas.microsoft.com/office/word/2018/wordml" xmlns:w16du="http://schemas.microsoft.com/office/word/2023/wordml/word16du" xmlns:w16sdtdh="http://schemas.microsoft.com/office/word/2020/wordml/sdtdatahash" xmlns:w16sdtfl="http://schemas.microsoft.com/office/word/2024/wordml/sdtformatlock" xmlns:w16se="http://schemas.microsoft.com/office/word/2015/wordml/symex" xmlns:wpg="http://schemas.microsoft.com/office/word/2010/wordprocessingGroup" xmlns:wpi="http://schemas.microsoft.com/office/word/2010/wordprocessingInk" xmlns:wne="http://schemas.microsoft.com/office/word/2006/wordml" xmlns:wps="http://schemas.microsoft.com/office/word/2010/wordprocessingShape" mc:Ignorable="w14 w15 w16se w16cid w16 w16cex w16sdtdh w16sdtfl w16du wp14">
+<w:ftr xmlns:wpc="http://schemas.microsoft.com/office/word/2010/wordprocessingCanvas" xmlns:cx="http://schemas.microsoft.com/office/drawing/2014/chartex" xmlns:cx1="http://schemas.microsoft.com/office/drawing/2015/9/8/chartex" xmlns:cx2="http://schemas.microsoft.com/office/drawing/2015/10/21/chartex" xmlns:cx3="http://schemas.microsoft.com/office/drawing/2016/5/9/chartex" xmlns:cx4="http://schemas.microsoft.com/office/drawing/2016/5/10/chartex" xmlns:cx5="http://schemas.microsoft.com/office/drawing/2016/5/11/chartex" xmlns:cx6="http://schemas.microsoft.com/office/drawing/2016/5/12/chartex" xmlns:cx7="http://schemas.microsoft.com/office/drawing/2016/5/13/chartex" xmlns:cx8="http://schemas.microsoft.com/office/drawing/2016/5/14/chartex" xmlns:mc="http://schemas.openxmlformats.org/markup-compatibility/2006" xmlns:aink="http://schemas.microsoft.com/office/drawing/2016/ink" xmlns:am3d="http://schemas.microsoft.com/office/drawing/2017/model3d" xmlns:o="urn:schemas-microsoft-com:office:office" xmlns:oel="http://schemas.microsoft.com/office/2019/extlst" xmlns:r="http://schemas.openxmlformats.org/officeDocument/2006/relationships" xmlns:m="http://schemas.openxmlformats.org/officeDocument/2006/math" xmlns:v="urn:schemas-microsoft-com:vml" xmlns:wp14="http://schemas.microsoft.com/office/word/2010/wordprocessingDrawing" xmlns:wp="http://schemas.openxmlformats.org/drawingml/2006/wordprocessingDrawing" xmlns:w10="urn:schemas-microsoft-com:office:word" xmlns:w="http://schemas.openxmlformats.org/wordprocessingml/2006/main" xmlns:w14="http://schemas.microsoft.com/office/word/2010/wordml" xmlns:w15="http://schemas.microsoft.com/office/word/2012/wordml" xmlns:w16cei="http://schemas.microsoft.com/office/word/2026/wordml/cei" xmlns:w16cex="http://schemas.microsoft.com/office/word/2018/wordml/cex" xmlns:w16cid="http://schemas.microsoft.com/office/word/2016/wordml/cid" xmlns:w16="http://schemas.microsoft.com/office/word/2018/wordml" xmlns:w16du="http://schemas.microsoft.com/office/word/2023/wordml/word16du" xmlns:w16sdtdh="http://schemas.microsoft.com/office/word/2020/wordml/sdtdatahash" xmlns:w16sdtfl="http://schemas.microsoft.com/office/word/2024/wordml/sdtformatlock" xmlns:w16se="http://schemas.microsoft.com/office/word/2015/wordml/symex" xmlns:wpg="http://schemas.microsoft.com/office/word/2010/wordprocessingGroup" xmlns:wpi="http://schemas.microsoft.com/office/word/2010/wordprocessingInk" xmlns:wne="http://schemas.microsoft.com/office/word/2006/wordml" xmlns:wps="http://schemas.microsoft.com/office/word/2010/wordprocessingShape" mc:Ignorable="w14 w15 w16se w16cid w16 w16cex w16sdtdh w16sdtfl w16du wp14">
   <w:p>
     <w:pPr>
       <w:pStyle w:val="a8"/>
@@ -1301,7 +1476,7 @@
 </file>
 
 <file path=word/footnotes.xml><?xml version="1.0" encoding="utf-8"?>
-<w:footnotes xmlns:wpc="http://schemas.microsoft.com/office/word/2010/wordprocessingCanvas" xmlns:cx="http://schemas.microsoft.com/office/drawing/2014/chartex" xmlns:cx1="http://schemas.microsoft.com/office/drawing/2015/9/8/chartex" xmlns:cx2="http://schemas.microsoft.com/office/drawing/2015/10/21/chartex" xmlns:cx3="http://schemas.microsoft.com/office/drawing/2016/5/9/chartex" xmlns:cx4="http://schemas.microsoft.com/office/drawing/2016/5/10/chartex" xmlns:cx5="http://schemas.microsoft.com/office/drawing/2016/5/11/chartex" xmlns:cx6="http://schemas.microsoft.com/office/drawing/2016/5/12/chartex" xmlns:cx7="http://schemas.microsoft.com/office/drawing/2016/5/13/chartex" xmlns:cx8="http://schemas.microsoft.com/office/drawing/2016/5/14/chartex" xmlns:mc="http://schemas.openxmlformats.org/markup-compatibility/2006" xmlns:aink="http://schemas.microsoft.com/office/drawing/2016/ink" xmlns:am3d="http://schemas.microsoft.com/office/drawing/2017/model3d" xmlns:o="urn:schemas-microsoft-com:office:office" xmlns:oel="http://schemas.microsoft.com/office/2019/extlst" xmlns:r="http://schemas.openxmlformats.org/officeDocument/2006/relationships" xmlns:m="http://schemas.openxmlformats.org/officeDocument/2006/math" xmlns:v="urn:schemas-microsoft-com:vml" xmlns:wp14="http://schemas.microsoft.com/office/word/2010/wordprocessingDrawing" xmlns:wp="http://schemas.openxmlformats.org/drawingml/2006/wordprocessingDrawing" xmlns:w10="urn:schemas-microsoft-com:office:word" xmlns:w="http://schemas.openxmlformats.org/wordprocessingml/2006/main" xmlns:w14="http://schemas.microsoft.com/office/word/2010/wordml" xmlns:w15="http://schemas.microsoft.com/office/word/2012/wordml" xmlns:w16cex="http://schemas.microsoft.com/office/word/2018/wordml/cex" xmlns:w16cid="http://schemas.microsoft.com/office/word/2016/wordml/cid" xmlns:w16="http://schemas.microsoft.com/office/word/2018/wordml" xmlns:w16du="http://schemas.microsoft.com/office/word/2023/wordml/word16du" xmlns:w16sdtdh="http://schemas.microsoft.com/office/word/2020/wordml/sdtdatahash" xmlns:w16sdtfl="http://schemas.microsoft.com/office/word/2024/wordml/sdtformatlock" xmlns:w16se="http://schemas.microsoft.com/office/word/2015/wordml/symex" xmlns:wpg="http://schemas.microsoft.com/office/word/2010/wordprocessingGroup" xmlns:wpi="http://schemas.microsoft.com/office/word/2010/wordprocessingInk" xmlns:wne="http://schemas.microsoft.com/office/word/2006/wordml" xmlns:wps="http://schemas.microsoft.com/office/word/2010/wordprocessingShape" mc:Ignorable="w14 w15 w16se w16cid w16 w16cex w16sdtdh w16sdtfl w16du wp14">
+<w:footnotes xmlns:wpc="http://schemas.microsoft.com/office/word/2010/wordprocessingCanvas" xmlns:cx="http://schemas.microsoft.com/office/drawing/2014/chartex" xmlns:cx1="http://schemas.microsoft.com/office/drawing/2015/9/8/chartex" xmlns:cx2="http://schemas.microsoft.com/office/drawing/2015/10/21/chartex" xmlns:cx3="http://schemas.microsoft.com/office/drawing/2016/5/9/chartex" xmlns:cx4="http://schemas.microsoft.com/office/drawing/2016/5/10/chartex" xmlns:cx5="http://schemas.microsoft.com/office/drawing/2016/5/11/chartex" xmlns:cx6="http://schemas.microsoft.com/office/drawing/2016/5/12/chartex" xmlns:cx7="http://schemas.microsoft.com/office/drawing/2016/5/13/chartex" xmlns:cx8="http://schemas.microsoft.com/office/drawing/2016/5/14/chartex" xmlns:mc="http://schemas.openxmlformats.org/markup-compatibility/2006" xmlns:aink="http://schemas.microsoft.com/office/drawing/2016/ink" xmlns:am3d="http://schemas.microsoft.com/office/drawing/2017/model3d" xmlns:o="urn:schemas-microsoft-com:office:office" xmlns:oel="http://schemas.microsoft.com/office/2019/extlst" xmlns:r="http://schemas.openxmlformats.org/officeDocument/2006/relationships" xmlns:m="http://schemas.openxmlformats.org/officeDocument/2006/math" xmlns:v="urn:schemas-microsoft-com:vml" xmlns:wp14="http://schemas.microsoft.com/office/word/2010/wordprocessingDrawing" xmlns:wp="http://schemas.openxmlformats.org/drawingml/2006/wordprocessingDrawing" xmlns:w10="urn:schemas-microsoft-com:office:word" xmlns:w="http://schemas.openxmlformats.org/wordprocessingml/2006/main" xmlns:w14="http://schemas.microsoft.com/office/word/2010/wordml" xmlns:w15="http://schemas.microsoft.com/office/word/2012/wordml" xmlns:w16cei="http://schemas.microsoft.com/office/word/2026/wordml/cei" xmlns:w16cex="http://schemas.microsoft.com/office/word/2018/wordml/cex" xmlns:w16cid="http://schemas.microsoft.com/office/word/2016/wordml/cid" xmlns:w16="http://schemas.microsoft.com/office/word/2018/wordml" xmlns:w16du="http://schemas.microsoft.com/office/word/2023/wordml/word16du" xmlns:w16sdtdh="http://schemas.microsoft.com/office/word/2020/wordml/sdtdatahash" xmlns:w16sdtfl="http://schemas.microsoft.com/office/word/2024/wordml/sdtformatlock" xmlns:w16se="http://schemas.microsoft.com/office/word/2015/wordml/symex" xmlns:wpg="http://schemas.microsoft.com/office/word/2010/wordprocessingGroup" xmlns:wpi="http://schemas.microsoft.com/office/word/2010/wordprocessingInk" xmlns:wne="http://schemas.microsoft.com/office/word/2006/wordml" xmlns:wps="http://schemas.microsoft.com/office/word/2010/wordprocessingShape" mc:Ignorable="w14 w15 w16se w16cid w16 w16cex w16sdtdh w16sdtfl w16du wp14">
   <w:footnote w:type="separator" w:id="-1">
     <w:p>
       <w:r>
@@ -1320,7 +1495,7 @@
 </file>
 
 <file path=word/header1.xml><?xml version="1.0" encoding="utf-8"?>
-<w:hdr xmlns:wpc="http://schemas.microsoft.com/office/word/2010/wordprocessingCanvas" xmlns:cx="http://schemas.microsoft.com/office/drawing/2014/chartex" xmlns:cx1="http://schemas.microsoft.com/office/drawing/2015/9/8/chartex" xmlns:cx2="http://schemas.microsoft.com/office/drawing/2015/10/21/chartex" xmlns:cx3="http://schemas.microsoft.com/office/drawing/2016/5/9/chartex" xmlns:cx4="http://schemas.microsoft.com/office/drawing/2016/5/10/chartex" xmlns:cx5="http://schemas.microsoft.com/office/drawing/2016/5/11/chartex" xmlns:cx6="http://schemas.microsoft.com/office/drawing/2016/5/12/chartex" xmlns:cx7="http://schemas.microsoft.com/office/drawing/2016/5/13/chartex" xmlns:cx8="http://schemas.microsoft.com/office/drawing/2016/5/14/chartex" xmlns:mc="http://schemas.openxmlformats.org/markup-compatibility/2006" xmlns:aink="http://schemas.microsoft.com/office/drawing/2016/ink" xmlns:am3d="http://schemas.microsoft.com/office/drawing/2017/model3d" xmlns:o="urn:schemas-microsoft-com:office:office" xmlns:oel="http://schemas.microsoft.com/office/2019/extlst" xmlns:r="http://schemas.openxmlformats.org/officeDocument/2006/relationships" xmlns:m="http://schemas.openxmlformats.org/officeDocument/2006/math" xmlns:v="urn:schemas-microsoft-com:vml" xmlns:wp14="http://schemas.microsoft.com/office/word/2010/wordprocessingDrawing" xmlns:wp="http://schemas.openxmlformats.org/drawingml/2006/wordprocessingDrawing" xmlns:w10="urn:schemas-microsoft-com:office:word" xmlns:w="http://schemas.openxmlformats.org/wordprocessingml/2006/main" xmlns:w14="http://schemas.microsoft.com/office/word/2010/wordml" xmlns:w15="http://schemas.microsoft.com/office/word/2012/wordml" xmlns:w16cex="http://schemas.microsoft.com/office/word/2018/wordml/cex" xmlns:w16cid="http://schemas.microsoft.com/office/word/2016/wordml/cid" xmlns:w16="http://schemas.microsoft.com/office/word/2018/wordml" xmlns:w16du="http://schemas.microsoft.com/office/word/2023/wordml/word16du" xmlns:w16sdtdh="http://schemas.microsoft.com/office/word/2020/wordml/sdtdatahash" xmlns:w16sdtfl="http://schemas.microsoft.com/office/word/2024/wordml/sdtformatlock" xmlns:w16se="http://schemas.microsoft.com/office/word/2015/wordml/symex" xmlns:wpg="http://schemas.microsoft.com/office/word/2010/wordprocessingGroup" xmlns:wpi="http://schemas.microsoft.com/office/word/2010/wordprocessingInk" xmlns:wne="http://schemas.microsoft.com/office/word/2006/wordml" xmlns:wps="http://schemas.microsoft.com/office/word/2010/wordprocessingShape" mc:Ignorable="w14 w15 w16se w16cid w16 w16cex w16sdtdh w16sdtfl w16du wp14">
+<w:hdr xmlns:wpc="http://schemas.microsoft.com/office/word/2010/wordprocessingCanvas" xmlns:cx="http://schemas.microsoft.com/office/drawing/2014/chartex" xmlns:cx1="http://schemas.microsoft.com/office/drawing/2015/9/8/chartex" xmlns:cx2="http://schemas.microsoft.com/office/drawing/2015/10/21/chartex" xmlns:cx3="http://schemas.microsoft.com/office/drawing/2016/5/9/chartex" xmlns:cx4="http://schemas.microsoft.com/office/drawing/2016/5/10/chartex" xmlns:cx5="http://schemas.microsoft.com/office/drawing/2016/5/11/chartex" xmlns:cx6="http://schemas.microsoft.com/office/drawing/2016/5/12/chartex" xmlns:cx7="http://schemas.microsoft.com/office/drawing/2016/5/13/chartex" xmlns:cx8="http://schemas.microsoft.com/office/drawing/2016/5/14/chartex" xmlns:mc="http://schemas.openxmlformats.org/markup-compatibility/2006" xmlns:aink="http://schemas.microsoft.com/office/drawing/2016/ink" xmlns:am3d="http://schemas.microsoft.com/office/drawing/2017/model3d" xmlns:o="urn:schemas-microsoft-com:office:office" xmlns:oel="http://schemas.microsoft.com/office/2019/extlst" xmlns:r="http://schemas.openxmlformats.org/officeDocument/2006/relationships" xmlns:m="http://schemas.openxmlformats.org/officeDocument/2006/math" xmlns:v="urn:schemas-microsoft-com:vml" xmlns:wp14="http://schemas.microsoft.com/office/word/2010/wordprocessingDrawing" xmlns:wp="http://schemas.openxmlformats.org/drawingml/2006/wordprocessingDrawing" xmlns:w10="urn:schemas-microsoft-com:office:word" xmlns:w="http://schemas.openxmlformats.org/wordprocessingml/2006/main" xmlns:w14="http://schemas.microsoft.com/office/word/2010/wordml" xmlns:w15="http://schemas.microsoft.com/office/word/2012/wordml" xmlns:w16cei="http://schemas.microsoft.com/office/word/2026/wordml/cei" xmlns:w16cex="http://schemas.microsoft.com/office/word/2018/wordml/cex" xmlns:w16cid="http://schemas.microsoft.com/office/word/2016/wordml/cid" xmlns:w16="http://schemas.microsoft.com/office/word/2018/wordml" xmlns:w16du="http://schemas.microsoft.com/office/word/2023/wordml/word16du" xmlns:w16sdtdh="http://schemas.microsoft.com/office/word/2020/wordml/sdtdatahash" xmlns:w16sdtfl="http://schemas.microsoft.com/office/word/2024/wordml/sdtformatlock" xmlns:w16se="http://schemas.microsoft.com/office/word/2015/wordml/symex" xmlns:wpg="http://schemas.microsoft.com/office/word/2010/wordprocessingGroup" xmlns:wpi="http://schemas.microsoft.com/office/word/2010/wordprocessingInk" xmlns:wne="http://schemas.microsoft.com/office/word/2006/wordml" xmlns:wps="http://schemas.microsoft.com/office/word/2010/wordprocessingShape" mc:Ignorable="w14 w15 w16se w16cid w16 w16cex w16sdtdh w16sdtfl w16du wp14">
   <w:p>
     <w:pPr>
       <w:jc w:val="center"/>
@@ -1577,7 +1752,7 @@
 </file>
 
 <file path=word/numbering.xml><?xml version="1.0" encoding="utf-8"?>
-<w:numbering xmlns:wpc="http://schemas.microsoft.com/office/word/2010/wordprocessingCanvas" xmlns:cx="http://schemas.microsoft.com/office/drawing/2014/chartex" xmlns:cx1="http://schemas.microsoft.com/office/drawing/2015/9/8/chartex" xmlns:cx2="http://schemas.microsoft.com/office/drawing/2015/10/21/chartex" xmlns:cx3="http://schemas.microsoft.com/office/drawing/2016/5/9/chartex" xmlns:cx4="http://schemas.microsoft.com/office/drawing/2016/5/10/chartex" xmlns:cx5="http://schemas.microsoft.com/office/drawing/2016/5/11/chartex" xmlns:cx6="http://schemas.microsoft.com/office/drawing/2016/5/12/chartex" xmlns:cx7="http://schemas.microsoft.com/office/drawing/2016/5/13/chartex" xmlns:cx8="http://schemas.microsoft.com/office/drawing/2016/5/14/chartex" xmlns:mc="http://schemas.openxmlformats.org/markup-compatibility/2006" xmlns:aink="http://schemas.microsoft.com/office/drawing/2016/ink" xmlns:am3d="http://schemas.microsoft.com/office/drawing/2017/model3d" xmlns:o="urn:schemas-microsoft-com:office:office" xmlns:oel="http://schemas.microsoft.com/office/2019/extlst" xmlns:r="http://schemas.openxmlformats.org/officeDocument/2006/relationships" xmlns:m="http://schemas.openxmlformats.org/officeDocument/2006/math" xmlns:v="urn:schemas-microsoft-com:vml" xmlns:wp14="http://schemas.microsoft.com/office/word/2010/wordprocessingDrawing" xmlns:wp="http://schemas.openxmlformats.org/drawingml/2006/wordprocessingDrawing" xmlns:w10="urn:schemas-microsoft-com:office:word" xmlns:w="http://schemas.openxmlformats.org/wordprocessingml/2006/main" xmlns:w14="http://schemas.microsoft.com/office/word/2010/wordml" xmlns:w15="http://schemas.microsoft.com/office/word/2012/wordml" xmlns:w16cex="http://schemas.microsoft.com/office/word/2018/wordml/cex" xmlns:w16cid="http://schemas.microsoft.com/office/word/2016/wordml/cid" xmlns:w16="http://schemas.microsoft.com/office/word/2018/wordml" xmlns:w16du="http://schemas.microsoft.com/office/word/2023/wordml/word16du" xmlns:w16sdtdh="http://schemas.microsoft.com/office/word/2020/wordml/sdtdatahash" xmlns:w16sdtfl="http://schemas.microsoft.com/office/word/2024/wordml/sdtformatlock" xmlns:w16se="http://schemas.microsoft.com/office/word/2015/wordml/symex" xmlns:wpg="http://schemas.microsoft.com/office/word/2010/wordprocessingGroup" xmlns:wpi="http://schemas.microsoft.com/office/word/2010/wordprocessingInk" xmlns:wne="http://schemas.microsoft.com/office/word/2006/wordml" xmlns:wps="http://schemas.microsoft.com/office/word/2010/wordprocessingShape" mc:Ignorable="w14 w15 w16se w16cid w16 w16cex w16sdtdh w16sdtfl w16du wp14">
+<w:numbering xmlns:wpc="http://schemas.microsoft.com/office/word/2010/wordprocessingCanvas" xmlns:cx="http://schemas.microsoft.com/office/drawing/2014/chartex" xmlns:cx1="http://schemas.microsoft.com/office/drawing/2015/9/8/chartex" xmlns:cx2="http://schemas.microsoft.com/office/drawing/2015/10/21/chartex" xmlns:cx3="http://schemas.microsoft.com/office/drawing/2016/5/9/chartex" xmlns:cx4="http://schemas.microsoft.com/office/drawing/2016/5/10/chartex" xmlns:cx5="http://schemas.microsoft.com/office/drawing/2016/5/11/chartex" xmlns:cx6="http://schemas.microsoft.com/office/drawing/2016/5/12/chartex" xmlns:cx7="http://schemas.microsoft.com/office/drawing/2016/5/13/chartex" xmlns:cx8="http://schemas.microsoft.com/office/drawing/2016/5/14/chartex" xmlns:mc="http://schemas.openxmlformats.org/markup-compatibility/2006" xmlns:aink="http://schemas.microsoft.com/office/drawing/2016/ink" xmlns:am3d="http://schemas.microsoft.com/office/drawing/2017/model3d" xmlns:o="urn:schemas-microsoft-com:office:office" xmlns:oel="http://schemas.microsoft.com/office/2019/extlst" xmlns:r="http://schemas.openxmlformats.org/officeDocument/2006/relationships" xmlns:m="http://schemas.openxmlformats.org/officeDocument/2006/math" xmlns:v="urn:schemas-microsoft-com:vml" xmlns:wp14="http://schemas.microsoft.com/office/word/2010/wordprocessingDrawing" xmlns:wp="http://schemas.openxmlformats.org/drawingml/2006/wordprocessingDrawing" xmlns:w10="urn:schemas-microsoft-com:office:word" xmlns:w="http://schemas.openxmlformats.org/wordprocessingml/2006/main" xmlns:w14="http://schemas.microsoft.com/office/word/2010/wordml" xmlns:w15="http://schemas.microsoft.com/office/word/2012/wordml" xmlns:w16cei="http://schemas.microsoft.com/office/word/2026/wordml/cei" xmlns:w16cex="http://schemas.microsoft.com/office/word/2018/wordml/cex" xmlns:w16cid="http://schemas.microsoft.com/office/word/2016/wordml/cid" xmlns:w16="http://schemas.microsoft.com/office/word/2018/wordml" xmlns:w16du="http://schemas.microsoft.com/office/word/2023/wordml/word16du" xmlns:w16sdtdh="http://schemas.microsoft.com/office/word/2020/wordml/sdtdatahash" xmlns:w16sdtfl="http://schemas.microsoft.com/office/word/2024/wordml/sdtformatlock" xmlns:w16se="http://schemas.microsoft.com/office/word/2015/wordml/symex" xmlns:wpg="http://schemas.microsoft.com/office/word/2010/wordprocessingGroup" xmlns:wpi="http://schemas.microsoft.com/office/word/2010/wordprocessingInk" xmlns:wne="http://schemas.microsoft.com/office/word/2006/wordml" xmlns:wps="http://schemas.microsoft.com/office/word/2010/wordprocessingShape" mc:Ignorable="w14 w15 w16se w16cid w16 w16cex w16sdtdh w16sdtfl w16du wp14">
   <w:abstractNum w:abstractNumId="0" w15:restartNumberingAfterBreak="0">
     <w:nsid w:val="7103462B"/>
     <w:multiLevelType w:val="multilevel"/>

--- a/templates/working/Запрос_в_РСЦ.docx
+++ b/templates/working/Запрос_в_РСЦ.docx
@@ -328,25 +328,365 @@
           <w:szCs w:val="28"/>
           <w:lang w:val="ru-RU"/>
         </w:rPr>
+        <w:t>{{property.</w:t>
+      </w:r>
+      <w:r>
+        <w:rPr>
+          <w:rFonts w:ascii="Times New Roman" w:eastAsia="Calibri" w:hAnsi="Times New Roman" w:cs="Times New Roman"/>
+          <w:sz w:val="28"/>
+          <w:szCs w:val="28"/>
+          <w:lang w:val="en-US"/>
+        </w:rPr>
+        <w:t>type</w:t>
+      </w:r>
+      <w:r>
+        <w:rPr>
+          <w:rFonts w:ascii="Times New Roman" w:eastAsia="Calibri" w:hAnsi="Times New Roman" w:cs="Times New Roman"/>
+          <w:sz w:val="28"/>
+          <w:szCs w:val="28"/>
+          <w:lang w:val="ru-RU"/>
+        </w:rPr>
+        <w:t>}}</w:t>
+      </w:r>
+      <w:r>
+        <w:rPr>
+          <w:rFonts w:ascii="Times New Roman" w:eastAsia="Calibri" w:hAnsi="Times New Roman" w:cs="Times New Roman"/>
+          <w:sz w:val="28"/>
+          <w:szCs w:val="28"/>
+          <w:lang w:val="ru-RU"/>
+        </w:rPr>
+        <w:t>”</w:t>
+      </w:r>
+      <w:r>
+        <w:rPr>
+          <w:rFonts w:ascii="Times New Roman" w:eastAsia="Calibri" w:hAnsi="Times New Roman" w:cs="Times New Roman"/>
+          <w:sz w:val="28"/>
+          <w:szCs w:val="28"/>
+          <w:lang w:val="ru-RU"/>
+        </w:rPr>
+        <w:t>,</w:t>
+      </w:r>
+      <w:r>
+        <w:rPr>
+          <w:rFonts w:ascii="Times New Roman" w:eastAsia="Calibri" w:hAnsi="Times New Roman" w:cs="Times New Roman"/>
+          <w:sz w:val="28"/>
+          <w:szCs w:val="28"/>
+          <w:lang w:val="ru-RU"/>
+        </w:rPr>
+        <w:t xml:space="preserve"> </w:t>
+      </w:r>
+      <w:r>
+        <w:rPr>
+          <w:rFonts w:ascii="Times New Roman" w:eastAsia="Calibri" w:hAnsi="Times New Roman" w:cs="Times New Roman"/>
+          <w:sz w:val="28"/>
+          <w:szCs w:val="28"/>
+          <w:lang w:val="ru-RU" w:eastAsia="ru-RU"/>
+        </w:rPr>
+        <w:t>расположенной</w:t>
+      </w:r>
+      <w:r>
+        <w:rPr>
+          <w:rFonts w:ascii="Times New Roman" w:eastAsia="Calibri" w:hAnsi="Times New Roman" w:cs="Times New Roman"/>
+          <w:sz w:val="28"/>
+          <w:szCs w:val="28"/>
+          <w:lang w:val="ru-RU" w:eastAsia="ru-RU"/>
+        </w:rPr>
+        <w:t>(</w:t>
+      </w:r>
+      <w:r>
+        <w:rPr>
+          <w:rFonts w:ascii="Times New Roman" w:eastAsia="Calibri" w:hAnsi="Times New Roman" w:cs="Times New Roman"/>
+          <w:sz w:val="28"/>
+          <w:szCs w:val="28"/>
+          <w:lang w:val="ru-RU" w:eastAsia="ru-RU"/>
+        </w:rPr>
+        <w:t>ым</w:t>
+      </w:r>
+      <w:r>
+        <w:rPr>
+          <w:rFonts w:ascii="Times New Roman" w:eastAsia="Calibri" w:hAnsi="Times New Roman" w:cs="Times New Roman"/>
+          <w:sz w:val="28"/>
+          <w:szCs w:val="28"/>
+          <w:lang w:val="ru-RU" w:eastAsia="ru-RU"/>
+        </w:rPr>
+        <w:t>)</w:t>
+      </w:r>
+      <w:r>
+        <w:rPr>
+          <w:rFonts w:ascii="Times New Roman" w:eastAsia="Calibri" w:hAnsi="Times New Roman" w:cs="Times New Roman"/>
+          <w:sz w:val="28"/>
+          <w:szCs w:val="28"/>
+          <w:lang w:val="ru-RU" w:eastAsia="ru-RU"/>
+        </w:rPr>
+        <w:t xml:space="preserve"> по адресу: </w:t>
+      </w:r>
+      <w:r>
+        <w:rPr>
+          <w:rFonts w:ascii="Times New Roman" w:eastAsia="Calibri" w:hAnsi="Times New Roman" w:cs="Times New Roman"/>
+          <w:sz w:val="28"/>
+          <w:szCs w:val="28"/>
+          <w:lang w:val="ru-RU" w:eastAsia="ru-RU"/>
+        </w:rPr>
         <w:t>{{</w:t>
       </w:r>
-      <w:proofErr w:type="spellStart"/>
-      <w:r>
-        <w:rPr>
-          <w:rFonts w:ascii="Times New Roman" w:eastAsia="Calibri" w:hAnsi="Times New Roman" w:cs="Times New Roman"/>
-          <w:sz w:val="28"/>
-          <w:szCs w:val="28"/>
-          <w:lang w:val="ru-RU"/>
+      <w:r>
+        <w:rPr>
+          <w:rFonts w:ascii="Times New Roman" w:eastAsia="Calibri" w:hAnsi="Times New Roman" w:cs="Times New Roman"/>
+          <w:sz w:val="28"/>
+          <w:szCs w:val="28"/>
+          <w:lang w:val="en-US" w:eastAsia="ru-RU"/>
         </w:rPr>
         <w:t>property</w:t>
       </w:r>
-      <w:proofErr w:type="spellEnd"/>
-      <w:r>
-        <w:rPr>
-          <w:rFonts w:ascii="Times New Roman" w:eastAsia="Calibri" w:hAnsi="Times New Roman" w:cs="Times New Roman"/>
-          <w:sz w:val="28"/>
-          <w:szCs w:val="28"/>
-          <w:lang w:val="ru-RU"/>
+      <w:r>
+        <w:rPr>
+          <w:rFonts w:ascii="Times New Roman" w:eastAsia="Calibri" w:hAnsi="Times New Roman" w:cs="Times New Roman"/>
+          <w:sz w:val="28"/>
+          <w:szCs w:val="28"/>
+          <w:lang w:val="ru-RU" w:eastAsia="ru-RU"/>
+        </w:rPr>
+        <w:t>.address}}</w:t>
+      </w:r>
+      <w:r>
+        <w:rPr>
+          <w:rFonts w:ascii="Times New Roman" w:eastAsia="Calibri" w:hAnsi="Times New Roman" w:cs="Times New Roman"/>
+          <w:sz w:val="28"/>
+          <w:szCs w:val="28"/>
+          <w:lang w:val="ru-RU" w:eastAsia="ru-RU"/>
+        </w:rPr>
+        <w:t>;</w:t>
+      </w:r>
+      <w:r>
+        <w:rPr>
+          <w:rFonts w:ascii="Times New Roman" w:eastAsia="Calibri" w:hAnsi="Times New Roman" w:cs="Times New Roman"/>
+          <w:sz w:val="28"/>
+          <w:szCs w:val="28"/>
+          <w:lang w:val="ru-RU" w:eastAsia="ru-RU"/>
+        </w:rPr>
+        <w:t xml:space="preserve"> количество комнат - {{property.rooms}}; общая площадь - {{property.areaTotal}} м²; жилая площадь - {{property.areaLiving}} м²</w:t>
+      </w:r>
+      <w:r>
+        <w:rPr>
+          <w:rFonts w:ascii="Times New Roman" w:eastAsia="Calibri" w:hAnsi="Times New Roman" w:cs="Times New Roman"/>
+          <w:sz w:val="28"/>
+          <w:szCs w:val="28"/>
+          <w:lang w:val="ru-RU" w:eastAsia="ru-RU"/>
+        </w:rPr>
+        <w:t>;</w:t>
+      </w:r>
+      <w:r>
+        <w:rPr>
+          <w:rFonts w:ascii="Times New Roman" w:eastAsia="Calibri" w:hAnsi="Times New Roman" w:cs="Times New Roman"/>
+          <w:sz w:val="28"/>
+          <w:szCs w:val="28"/>
+          <w:lang w:val="ru-RU" w:eastAsia="ru-RU"/>
+        </w:rPr>
+        <w:t xml:space="preserve"> этаж/этажность - {{property.floor}}/{{property.floors}}; материал стен - {{property.wallMaterial}}</w:t>
+      </w:r>
+      <w:r>
+        <w:rPr>
+          <w:rFonts w:ascii="Times New Roman" w:eastAsia="Calibri" w:hAnsi="Times New Roman" w:cs="Times New Roman"/>
+          <w:sz w:val="28"/>
+          <w:szCs w:val="28"/>
+          <w:lang w:val="ru-RU" w:eastAsia="ru-RU"/>
+        </w:rPr>
+        <w:t xml:space="preserve">, </w:t>
+      </w:r>
+      <w:r>
+        <w:rPr>
+          <w:rFonts w:ascii="Times New Roman" w:eastAsia="Calibri" w:hAnsi="Times New Roman" w:cs="Times New Roman"/>
+          <w:sz w:val="28"/>
+          <w:szCs w:val="28"/>
+          <w:lang w:val="ru-RU" w:eastAsia="ru-RU"/>
+        </w:rPr>
+        <w:t xml:space="preserve">принадлежащей на праве собственности </w:t>
+      </w:r>
+      <w:r>
+        <w:rPr>
+          <w:rFonts w:ascii="Times New Roman" w:eastAsia="Calibri" w:hAnsi="Times New Roman" w:cs="Times New Roman"/>
+          <w:sz w:val="28"/>
+          <w:szCs w:val="28"/>
+          <w:lang w:val="ru-RU" w:eastAsia="ru-RU"/>
+        </w:rPr>
+        <w:t>{{owner1.fullNameDative}}</w:t>
+      </w:r>
+      <w:r>
+        <w:rPr>
+          <w:rFonts w:ascii="Times New Roman" w:eastAsia="Calibri" w:hAnsi="Times New Roman" w:cs="Times New Roman"/>
+          <w:sz w:val="28"/>
+          <w:szCs w:val="28"/>
+          <w:lang w:val="ru-RU" w:eastAsia="ru-RU"/>
+        </w:rPr>
+        <w:t>{</w:t>
+      </w:r>
+      <w:r>
+        <w:rPr>
+          <w:rFonts w:ascii="Times New Roman" w:eastAsia="Calibri" w:hAnsi="Times New Roman" w:cs="Times New Roman"/>
+          <w:sz w:val="28"/>
+          <w:szCs w:val="28"/>
+          <w:lang w:val="ru-RU" w:eastAsia="ru-RU"/>
+        </w:rPr>
+        <w:t>{#owner2.fullName}</w:t>
+      </w:r>
+      <w:r>
+        <w:rPr>
+          <w:rFonts w:ascii="Times New Roman" w:eastAsia="Calibri" w:hAnsi="Times New Roman" w:cs="Times New Roman"/>
+          <w:sz w:val="28"/>
+          <w:szCs w:val="28"/>
+          <w:lang w:val="ru-RU" w:eastAsia="ru-RU"/>
+        </w:rPr>
+        <w:t>}</w:t>
+      </w:r>
+      <w:r>
+        <w:rPr>
+          <w:rFonts w:ascii="Times New Roman" w:eastAsia="Calibri" w:hAnsi="Times New Roman" w:cs="Times New Roman"/>
+          <w:sz w:val="28"/>
+          <w:szCs w:val="28"/>
+          <w:lang w:val="ru-RU" w:eastAsia="ru-RU"/>
+        </w:rPr>
+        <w:t>, {{owner2.fullNameDative}}</w:t>
+      </w:r>
+      <w:r>
+        <w:rPr>
+          <w:rFonts w:ascii="Times New Roman" w:eastAsia="Calibri" w:hAnsi="Times New Roman" w:cs="Times New Roman"/>
+          <w:sz w:val="28"/>
+          <w:szCs w:val="28"/>
+          <w:lang w:val="ru-RU" w:eastAsia="ru-RU"/>
+        </w:rPr>
+        <w:t>{</w:t>
+      </w:r>
+      <w:r>
+        <w:rPr>
+          <w:rFonts w:ascii="Times New Roman" w:eastAsia="Calibri" w:hAnsi="Times New Roman" w:cs="Times New Roman"/>
+          <w:sz w:val="28"/>
+          <w:szCs w:val="28"/>
+          <w:lang w:val="ru-RU" w:eastAsia="ru-RU"/>
+        </w:rPr>
+        <w:t>{/owner2.fullName}</w:t>
+      </w:r>
+      <w:r>
+        <w:rPr>
+          <w:rFonts w:ascii="Times New Roman" w:eastAsia="Calibri" w:hAnsi="Times New Roman" w:cs="Times New Roman"/>
+          <w:sz w:val="28"/>
+          <w:szCs w:val="28"/>
+          <w:lang w:val="ru-RU" w:eastAsia="ru-RU"/>
+        </w:rPr>
+        <w:t>}{</w:t>
+      </w:r>
+      <w:r>
+        <w:rPr>
+          <w:rFonts w:ascii="Times New Roman" w:eastAsia="Calibri" w:hAnsi="Times New Roman" w:cs="Times New Roman"/>
+          <w:sz w:val="28"/>
+          <w:szCs w:val="28"/>
+          <w:lang w:val="ru-RU" w:eastAsia="ru-RU"/>
+        </w:rPr>
+        <w:t>{#owner3.fullName</w:t>
+      </w:r>
+      <w:r>
+        <w:rPr>
+          <w:rFonts w:ascii="Times New Roman" w:eastAsia="Calibri" w:hAnsi="Times New Roman" w:cs="Times New Roman"/>
+          <w:sz w:val="28"/>
+          <w:szCs w:val="28"/>
+          <w:lang w:val="ru-RU" w:eastAsia="ru-RU"/>
+        </w:rPr>
+        <w:t>}</w:t>
+      </w:r>
+      <w:r>
+        <w:rPr>
+          <w:rFonts w:ascii="Times New Roman" w:eastAsia="Calibri" w:hAnsi="Times New Roman" w:cs="Times New Roman"/>
+          <w:sz w:val="28"/>
+          <w:szCs w:val="28"/>
+          <w:lang w:val="ru-RU" w:eastAsia="ru-RU"/>
+        </w:rPr>
+        <w:t>}, {{owner3.fullNameDative}}</w:t>
+      </w:r>
+      <w:r>
+        <w:rPr>
+          <w:rFonts w:ascii="Times New Roman" w:eastAsia="Calibri" w:hAnsi="Times New Roman" w:cs="Times New Roman"/>
+          <w:sz w:val="28"/>
+          <w:szCs w:val="28"/>
+          <w:lang w:val="ru-RU" w:eastAsia="ru-RU"/>
+        </w:rPr>
+        <w:t>{</w:t>
+      </w:r>
+      <w:r>
+        <w:rPr>
+          <w:rFonts w:ascii="Times New Roman" w:eastAsia="Calibri" w:hAnsi="Times New Roman" w:cs="Times New Roman"/>
+          <w:sz w:val="28"/>
+          <w:szCs w:val="28"/>
+          <w:lang w:val="ru-RU" w:eastAsia="ru-RU"/>
+        </w:rPr>
+        <w:t>{/owner3.fullName}</w:t>
+      </w:r>
+      <w:r>
+        <w:rPr>
+          <w:rFonts w:ascii="Times New Roman" w:eastAsia="Calibri" w:hAnsi="Times New Roman" w:cs="Times New Roman"/>
+          <w:sz w:val="28"/>
+          <w:szCs w:val="28"/>
+          <w:lang w:val="ru-RU" w:eastAsia="ru-RU"/>
+        </w:rPr>
+        <w:t>}</w:t>
+      </w:r>
+      <w:r>
+        <w:rPr>
+          <w:rFonts w:ascii="Times New Roman" w:eastAsia="Times New Roman" w:hAnsi="Times New Roman" w:cs="Times New Roman"/>
+          <w:sz w:val="28"/>
+          <w:szCs w:val="28"/>
+          <w:lang w:val="ru-RU" w:eastAsia="ru-RU"/>
+        </w:rPr>
+        <w:t>,</w:t>
+      </w:r>
+      <w:r>
+        <w:rPr>
+          <w:rFonts w:ascii="Times New Roman" w:eastAsia="Calibri" w:hAnsi="Times New Roman" w:cs="Times New Roman"/>
+          <w:sz w:val="28"/>
+          <w:szCs w:val="28"/>
+          <w:lang w:val="ru-RU" w:eastAsia="ru-RU"/>
+        </w:rPr>
+        <w:t xml:space="preserve"> согласно договору с ООО «</w:t>
+      </w:r>
+      <w:r>
+        <w:rPr>
+          <w:rFonts w:ascii="Times New Roman" w:eastAsia="Calibri" w:hAnsi="Times New Roman" w:cs="Times New Roman"/>
+          <w:sz w:val="28"/>
+          <w:szCs w:val="28"/>
+          <w:lang w:val="ru-RU" w:eastAsia="ru-RU"/>
+        </w:rPr>
+        <w:t>ГермесГарант</w:t>
+      </w:r>
+      <w:r>
+        <w:rPr>
+          <w:rFonts w:ascii="Times New Roman" w:eastAsia="Calibri" w:hAnsi="Times New Roman" w:cs="Times New Roman"/>
+          <w:sz w:val="28"/>
+          <w:szCs w:val="28"/>
+          <w:lang w:val="ru-RU" w:eastAsia="ru-RU"/>
+        </w:rPr>
+        <w:t>» №</w:t>
+      </w:r>
+      <w:r>
+        <w:rPr>
+          <w:rFonts w:ascii="Times New Roman" w:eastAsia="Calibri" w:hAnsi="Times New Roman" w:cs="Times New Roman"/>
+          <w:sz w:val="28"/>
+          <w:szCs w:val="28"/>
+          <w:lang w:val="ru-RU" w:eastAsia="ru-RU"/>
+        </w:rPr>
+        <w:t>{{</w:t>
+      </w:r>
+      <w:r>
+        <w:rPr>
+          <w:rFonts w:ascii="Times New Roman" w:eastAsia="Calibri" w:hAnsi="Times New Roman" w:cs="Times New Roman"/>
+          <w:sz w:val="28"/>
+          <w:szCs w:val="28"/>
+          <w:lang w:val="en-US" w:eastAsia="ru-RU"/>
+        </w:rPr>
+        <w:t>deal</w:t>
+      </w:r>
+      <w:r>
+        <w:rPr>
+          <w:rFonts w:ascii="Times New Roman" w:eastAsia="Calibri" w:hAnsi="Times New Roman" w:cs="Times New Roman"/>
+          <w:sz w:val="28"/>
+          <w:szCs w:val="28"/>
+          <w:lang w:val="ru-RU" w:eastAsia="ru-RU"/>
         </w:rPr>
         <w:t>.</w:t>
       </w:r>
@@ -355,16 +695,16 @@
           <w:rFonts w:ascii="Times New Roman" w:eastAsia="Calibri" w:hAnsi="Times New Roman" w:cs="Times New Roman"/>
           <w:sz w:val="28"/>
           <w:szCs w:val="28"/>
-          <w:lang w:val="en-US"/>
-        </w:rPr>
-        <w:t>type</w:t>
-      </w:r>
-      <w:r>
-        <w:rPr>
-          <w:rFonts w:ascii="Times New Roman" w:eastAsia="Calibri" w:hAnsi="Times New Roman" w:cs="Times New Roman"/>
-          <w:sz w:val="28"/>
-          <w:szCs w:val="28"/>
-          <w:lang w:val="ru-RU"/>
+          <w:lang w:val="en-US" w:eastAsia="ru-RU"/>
+        </w:rPr>
+        <w:t>contractNumber</w:t>
+      </w:r>
+      <w:r>
+        <w:rPr>
+          <w:rFonts w:ascii="Times New Roman" w:eastAsia="Calibri" w:hAnsi="Times New Roman" w:cs="Times New Roman"/>
+          <w:sz w:val="28"/>
+          <w:szCs w:val="28"/>
+          <w:lang w:val="ru-RU" w:eastAsia="ru-RU"/>
         </w:rPr>
         <w:t>}}</w:t>
       </w:r>
@@ -373,74 +713,9 @@
           <w:rFonts w:ascii="Times New Roman" w:eastAsia="Calibri" w:hAnsi="Times New Roman" w:cs="Times New Roman"/>
           <w:sz w:val="28"/>
           <w:szCs w:val="28"/>
-          <w:lang w:val="ru-RU"/>
-        </w:rPr>
-        <w:t>”</w:t>
-      </w:r>
-      <w:r>
-        <w:rPr>
-          <w:rFonts w:ascii="Times New Roman" w:eastAsia="Calibri" w:hAnsi="Times New Roman" w:cs="Times New Roman"/>
-          <w:sz w:val="28"/>
-          <w:szCs w:val="28"/>
-          <w:lang w:val="ru-RU"/>
-        </w:rPr>
-        <w:t>,</w:t>
-      </w:r>
-      <w:r>
-        <w:rPr>
-          <w:rFonts w:ascii="Times New Roman" w:eastAsia="Calibri" w:hAnsi="Times New Roman" w:cs="Times New Roman"/>
-          <w:sz w:val="28"/>
-          <w:szCs w:val="28"/>
-          <w:lang w:val="ru-RU"/>
-        </w:rPr>
-        <w:t xml:space="preserve"> </w:t>
-      </w:r>
-      <w:r>
-        <w:rPr>
-          <w:rFonts w:ascii="Times New Roman" w:eastAsia="Calibri" w:hAnsi="Times New Roman" w:cs="Times New Roman"/>
-          <w:sz w:val="28"/>
-          <w:szCs w:val="28"/>
-          <w:lang w:val="ru-RU" w:eastAsia="ru-RU"/>
-        </w:rPr>
-        <w:t>расположенной</w:t>
-      </w:r>
-      <w:r>
-        <w:rPr>
-          <w:rFonts w:ascii="Times New Roman" w:eastAsia="Calibri" w:hAnsi="Times New Roman" w:cs="Times New Roman"/>
-          <w:sz w:val="28"/>
-          <w:szCs w:val="28"/>
-          <w:lang w:val="ru-RU" w:eastAsia="ru-RU"/>
-        </w:rPr>
-        <w:t>(</w:t>
-      </w:r>
-      <w:proofErr w:type="spellStart"/>
-      <w:r>
-        <w:rPr>
-          <w:rFonts w:ascii="Times New Roman" w:eastAsia="Calibri" w:hAnsi="Times New Roman" w:cs="Times New Roman"/>
-          <w:sz w:val="28"/>
-          <w:szCs w:val="28"/>
-          <w:lang w:val="ru-RU" w:eastAsia="ru-RU"/>
-        </w:rPr>
-        <w:t>ым</w:t>
-      </w:r>
-      <w:proofErr w:type="spellEnd"/>
-      <w:r>
-        <w:rPr>
-          <w:rFonts w:ascii="Times New Roman" w:eastAsia="Calibri" w:hAnsi="Times New Roman" w:cs="Times New Roman"/>
-          <w:sz w:val="28"/>
-          <w:szCs w:val="28"/>
-          <w:lang w:val="ru-RU" w:eastAsia="ru-RU"/>
-        </w:rPr>
-        <w:t>)</w:t>
-      </w:r>
-      <w:r>
-        <w:rPr>
-          <w:rFonts w:ascii="Times New Roman" w:eastAsia="Calibri" w:hAnsi="Times New Roman" w:cs="Times New Roman"/>
-          <w:sz w:val="28"/>
-          <w:szCs w:val="28"/>
-          <w:lang w:val="ru-RU" w:eastAsia="ru-RU"/>
-        </w:rPr>
-        <w:t xml:space="preserve"> по адресу: </w:t>
+          <w:lang w:val="ru-RU" w:eastAsia="ru-RU"/>
+        </w:rPr>
+        <w:t xml:space="preserve"> от </w:t>
       </w:r>
       <w:r>
         <w:rPr>
@@ -458,7 +733,7 @@
           <w:szCs w:val="28"/>
           <w:lang w:val="en-US" w:eastAsia="ru-RU"/>
         </w:rPr>
-        <w:t>property</w:t>
+        <w:t>deal</w:t>
       </w:r>
       <w:r>
         <w:rPr>
@@ -469,215 +744,6 @@
         </w:rPr>
         <w:t>.</w:t>
       </w:r>
-      <w:proofErr w:type="spellStart"/>
-      <w:r>
-        <w:rPr>
-          <w:rFonts w:ascii="Times New Roman" w:eastAsia="Calibri" w:hAnsi="Times New Roman" w:cs="Times New Roman"/>
-          <w:sz w:val="28"/>
-          <w:szCs w:val="28"/>
-          <w:lang w:val="ru-RU" w:eastAsia="ru-RU"/>
-        </w:rPr>
-        <w:t>address</w:t>
-      </w:r>
-      <w:proofErr w:type="spellEnd"/>
-      <w:r>
-        <w:rPr>
-          <w:rFonts w:ascii="Times New Roman" w:eastAsia="Calibri" w:hAnsi="Times New Roman" w:cs="Times New Roman"/>
-          <w:sz w:val="28"/>
-          <w:szCs w:val="28"/>
-          <w:lang w:val="ru-RU" w:eastAsia="ru-RU"/>
-        </w:rPr>
-        <w:t>}}</w:t>
-      </w:r>
-      <w:r>
-        <w:rPr>
-          <w:rFonts w:ascii="Times New Roman" w:eastAsia="Calibri" w:hAnsi="Times New Roman" w:cs="Times New Roman"/>
-          <w:sz w:val="28"/>
-          <w:szCs w:val="28"/>
-          <w:lang w:val="ru-RU" w:eastAsia="ru-RU"/>
-        </w:rPr>
-        <w:t xml:space="preserve">, </w:t>
-      </w:r>
-      <w:r>
-        <w:rPr>
-          <w:rFonts w:ascii="Times New Roman" w:eastAsia="Calibri" w:hAnsi="Times New Roman" w:cs="Times New Roman"/>
-          <w:sz w:val="28"/>
-          <w:szCs w:val="28"/>
-          <w:lang w:val="ru-RU" w:eastAsia="ru-RU"/>
-        </w:rPr>
-        <w:t xml:space="preserve">принадлежащей на праве собственности </w:t>
-      </w:r>
-      <w:r>
-        <w:rPr>
-          <w:rFonts w:ascii="Times New Roman" w:eastAsia="Calibri" w:hAnsi="Times New Roman" w:cs="Times New Roman"/>
-          <w:sz w:val="28"/>
-          <w:szCs w:val="28"/>
-          <w:lang w:val="ru-RU" w:eastAsia="ru-RU"/>
-        </w:rPr>
-        <w:t>{{owner1.fullNameDative}}</w:t>
-      </w:r>
-      <w:r>
-        <w:rPr>
-          <w:rFonts w:ascii="Times New Roman" w:eastAsia="Calibri" w:hAnsi="Times New Roman" w:cs="Times New Roman"/>
-          <w:sz w:val="28"/>
-          <w:szCs w:val="28"/>
-          <w:lang w:val="ru-RU" w:eastAsia="ru-RU"/>
-        </w:rPr>
-        <w:t>{</w:t>
-      </w:r>
-      <w:r>
-        <w:rPr>
-          <w:rFonts w:ascii="Times New Roman" w:eastAsia="Calibri" w:hAnsi="Times New Roman" w:cs="Times New Roman"/>
-          <w:sz w:val="28"/>
-          <w:szCs w:val="28"/>
-          <w:lang w:val="ru-RU" w:eastAsia="ru-RU"/>
-        </w:rPr>
-        <w:t>{#owner2.fullName}</w:t>
-      </w:r>
-      <w:r>
-        <w:rPr>
-          <w:rFonts w:ascii="Times New Roman" w:eastAsia="Calibri" w:hAnsi="Times New Roman" w:cs="Times New Roman"/>
-          <w:sz w:val="28"/>
-          <w:szCs w:val="28"/>
-          <w:lang w:val="ru-RU" w:eastAsia="ru-RU"/>
-        </w:rPr>
-        <w:t>}</w:t>
-      </w:r>
-      <w:r>
-        <w:rPr>
-          <w:rFonts w:ascii="Times New Roman" w:eastAsia="Calibri" w:hAnsi="Times New Roman" w:cs="Times New Roman"/>
-          <w:sz w:val="28"/>
-          <w:szCs w:val="28"/>
-          <w:lang w:val="ru-RU" w:eastAsia="ru-RU"/>
-        </w:rPr>
-        <w:t>, {{owner2.fullNameDative}}</w:t>
-      </w:r>
-      <w:r>
-        <w:rPr>
-          <w:rFonts w:ascii="Times New Roman" w:eastAsia="Calibri" w:hAnsi="Times New Roman" w:cs="Times New Roman"/>
-          <w:sz w:val="28"/>
-          <w:szCs w:val="28"/>
-          <w:lang w:val="ru-RU" w:eastAsia="ru-RU"/>
-        </w:rPr>
-        <w:t>{</w:t>
-      </w:r>
-      <w:r>
-        <w:rPr>
-          <w:rFonts w:ascii="Times New Roman" w:eastAsia="Calibri" w:hAnsi="Times New Roman" w:cs="Times New Roman"/>
-          <w:sz w:val="28"/>
-          <w:szCs w:val="28"/>
-          <w:lang w:val="ru-RU" w:eastAsia="ru-RU"/>
-        </w:rPr>
-        <w:t>{/owner2.fullName}</w:t>
-      </w:r>
-      <w:r>
-        <w:rPr>
-          <w:rFonts w:ascii="Times New Roman" w:eastAsia="Calibri" w:hAnsi="Times New Roman" w:cs="Times New Roman"/>
-          <w:sz w:val="28"/>
-          <w:szCs w:val="28"/>
-          <w:lang w:val="ru-RU" w:eastAsia="ru-RU"/>
-        </w:rPr>
-        <w:t>}{</w:t>
-      </w:r>
-      <w:r>
-        <w:rPr>
-          <w:rFonts w:ascii="Times New Roman" w:eastAsia="Calibri" w:hAnsi="Times New Roman" w:cs="Times New Roman"/>
-          <w:sz w:val="28"/>
-          <w:szCs w:val="28"/>
-          <w:lang w:val="ru-RU" w:eastAsia="ru-RU"/>
-        </w:rPr>
-        <w:t>{#owner3.fullName</w:t>
-      </w:r>
-      <w:r>
-        <w:rPr>
-          <w:rFonts w:ascii="Times New Roman" w:eastAsia="Calibri" w:hAnsi="Times New Roman" w:cs="Times New Roman"/>
-          <w:sz w:val="28"/>
-          <w:szCs w:val="28"/>
-          <w:lang w:val="ru-RU" w:eastAsia="ru-RU"/>
-        </w:rPr>
-        <w:t>}</w:t>
-      </w:r>
-      <w:r>
-        <w:rPr>
-          <w:rFonts w:ascii="Times New Roman" w:eastAsia="Calibri" w:hAnsi="Times New Roman" w:cs="Times New Roman"/>
-          <w:sz w:val="28"/>
-          <w:szCs w:val="28"/>
-          <w:lang w:val="ru-RU" w:eastAsia="ru-RU"/>
-        </w:rPr>
-        <w:t>}, {{owner3.fullNameDative}}</w:t>
-      </w:r>
-      <w:r>
-        <w:rPr>
-          <w:rFonts w:ascii="Times New Roman" w:eastAsia="Calibri" w:hAnsi="Times New Roman" w:cs="Times New Roman"/>
-          <w:sz w:val="28"/>
-          <w:szCs w:val="28"/>
-          <w:lang w:val="ru-RU" w:eastAsia="ru-RU"/>
-        </w:rPr>
-        <w:t>{</w:t>
-      </w:r>
-      <w:r>
-        <w:rPr>
-          <w:rFonts w:ascii="Times New Roman" w:eastAsia="Calibri" w:hAnsi="Times New Roman" w:cs="Times New Roman"/>
-          <w:sz w:val="28"/>
-          <w:szCs w:val="28"/>
-          <w:lang w:val="ru-RU" w:eastAsia="ru-RU"/>
-        </w:rPr>
-        <w:t>{/owner3.fullName}</w:t>
-      </w:r>
-      <w:r>
-        <w:rPr>
-          <w:rFonts w:ascii="Times New Roman" w:eastAsia="Calibri" w:hAnsi="Times New Roman" w:cs="Times New Roman"/>
-          <w:sz w:val="28"/>
-          <w:szCs w:val="28"/>
-          <w:lang w:val="ru-RU" w:eastAsia="ru-RU"/>
-        </w:rPr>
-        <w:t>}</w:t>
-      </w:r>
-      <w:r>
-        <w:rPr>
-          <w:rFonts w:ascii="Times New Roman" w:eastAsia="Times New Roman" w:hAnsi="Times New Roman" w:cs="Times New Roman"/>
-          <w:sz w:val="28"/>
-          <w:szCs w:val="28"/>
-          <w:lang w:val="ru-RU" w:eastAsia="ru-RU"/>
-        </w:rPr>
-        <w:t>,</w:t>
-      </w:r>
-      <w:r>
-        <w:rPr>
-          <w:rFonts w:ascii="Times New Roman" w:eastAsia="Calibri" w:hAnsi="Times New Roman" w:cs="Times New Roman"/>
-          <w:sz w:val="28"/>
-          <w:szCs w:val="28"/>
-          <w:lang w:val="ru-RU" w:eastAsia="ru-RU"/>
-        </w:rPr>
-        <w:t xml:space="preserve"> согласно договору с ООО «</w:t>
-      </w:r>
-      <w:r>
-        <w:rPr>
-          <w:rFonts w:ascii="Times New Roman" w:eastAsia="Calibri" w:hAnsi="Times New Roman" w:cs="Times New Roman"/>
-          <w:sz w:val="28"/>
-          <w:szCs w:val="28"/>
-          <w:lang w:val="ru-RU" w:eastAsia="ru-RU"/>
-        </w:rPr>
-        <w:t>ГермесГарант</w:t>
-      </w:r>
-      <w:r>
-        <w:rPr>
-          <w:rFonts w:ascii="Times New Roman" w:eastAsia="Calibri" w:hAnsi="Times New Roman" w:cs="Times New Roman"/>
-          <w:sz w:val="28"/>
-          <w:szCs w:val="28"/>
-          <w:lang w:val="ru-RU" w:eastAsia="ru-RU"/>
-        </w:rPr>
-        <w:t>» №</w:t>
-      </w:r>
-      <w:r>
-        <w:rPr>
-          <w:rFonts w:ascii="Times New Roman" w:eastAsia="Calibri" w:hAnsi="Times New Roman" w:cs="Times New Roman"/>
-          <w:sz w:val="28"/>
-          <w:szCs w:val="28"/>
-          <w:lang w:val="ru-RU" w:eastAsia="ru-RU"/>
-        </w:rPr>
-        <w:t>{{</w:t>
-      </w:r>
       <w:r>
         <w:rPr>
           <w:rFonts w:ascii="Times New Roman" w:eastAsia="Calibri" w:hAnsi="Times New Roman" w:cs="Times New Roman"/>
@@ -685,84 +751,8 @@
           <w:szCs w:val="28"/>
           <w:lang w:val="en-US" w:eastAsia="ru-RU"/>
         </w:rPr>
-        <w:t>deal</w:t>
-      </w:r>
-      <w:r>
-        <w:rPr>
-          <w:rFonts w:ascii="Times New Roman" w:eastAsia="Calibri" w:hAnsi="Times New Roman" w:cs="Times New Roman"/>
-          <w:sz w:val="28"/>
-          <w:szCs w:val="28"/>
-          <w:lang w:val="ru-RU" w:eastAsia="ru-RU"/>
-        </w:rPr>
-        <w:t>.</w:t>
-      </w:r>
-      <w:proofErr w:type="spellStart"/>
-      <w:r>
-        <w:rPr>
-          <w:rFonts w:ascii="Times New Roman" w:eastAsia="Calibri" w:hAnsi="Times New Roman" w:cs="Times New Roman"/>
-          <w:sz w:val="28"/>
-          <w:szCs w:val="28"/>
-          <w:lang w:val="en-US" w:eastAsia="ru-RU"/>
-        </w:rPr>
-        <w:t>contractNumber</w:t>
-      </w:r>
-      <w:proofErr w:type="spellEnd"/>
-      <w:r>
-        <w:rPr>
-          <w:rFonts w:ascii="Times New Roman" w:eastAsia="Calibri" w:hAnsi="Times New Roman" w:cs="Times New Roman"/>
-          <w:sz w:val="28"/>
-          <w:szCs w:val="28"/>
-          <w:lang w:val="ru-RU" w:eastAsia="ru-RU"/>
-        </w:rPr>
-        <w:t>}}</w:t>
-      </w:r>
-      <w:r>
-        <w:rPr>
-          <w:rFonts w:ascii="Times New Roman" w:eastAsia="Calibri" w:hAnsi="Times New Roman" w:cs="Times New Roman"/>
-          <w:sz w:val="28"/>
-          <w:szCs w:val="28"/>
-          <w:lang w:val="ru-RU" w:eastAsia="ru-RU"/>
-        </w:rPr>
-        <w:t xml:space="preserve"> от </w:t>
-      </w:r>
-      <w:r>
-        <w:rPr>
-          <w:rFonts w:ascii="Times New Roman" w:eastAsia="Calibri" w:hAnsi="Times New Roman" w:cs="Times New Roman"/>
-          <w:sz w:val="28"/>
-          <w:szCs w:val="28"/>
-          <w:lang w:val="ru-RU" w:eastAsia="ru-RU"/>
-        </w:rPr>
-        <w:t>{{</w:t>
-      </w:r>
-      <w:r>
-        <w:rPr>
-          <w:rFonts w:ascii="Times New Roman" w:eastAsia="Calibri" w:hAnsi="Times New Roman" w:cs="Times New Roman"/>
-          <w:sz w:val="28"/>
-          <w:szCs w:val="28"/>
-          <w:lang w:val="en-US" w:eastAsia="ru-RU"/>
-        </w:rPr>
-        <w:t>deal</w:t>
-      </w:r>
-      <w:r>
-        <w:rPr>
-          <w:rFonts w:ascii="Times New Roman" w:eastAsia="Calibri" w:hAnsi="Times New Roman" w:cs="Times New Roman"/>
-          <w:sz w:val="28"/>
-          <w:szCs w:val="28"/>
-          <w:lang w:val="ru-RU" w:eastAsia="ru-RU"/>
-        </w:rPr>
-        <w:t>.</w:t>
-      </w:r>
-      <w:proofErr w:type="spellStart"/>
-      <w:r>
-        <w:rPr>
-          <w:rFonts w:ascii="Times New Roman" w:eastAsia="Calibri" w:hAnsi="Times New Roman" w:cs="Times New Roman"/>
-          <w:sz w:val="28"/>
-          <w:szCs w:val="28"/>
-          <w:lang w:val="en-US" w:eastAsia="ru-RU"/>
-        </w:rPr>
         <w:t>contractDate</w:t>
       </w:r>
-      <w:proofErr w:type="spellEnd"/>
       <w:r>
         <w:rPr>
           <w:rFonts w:ascii="Times New Roman" w:eastAsia="Calibri" w:hAnsi="Times New Roman" w:cs="Times New Roman"/>
@@ -958,19 +948,8 @@
           <w:szCs w:val="28"/>
           <w:lang w:val="ru-RU"/>
         </w:rPr>
-        <w:t xml:space="preserve">         </w:t>
-      </w:r>
-      <w:proofErr w:type="spellStart"/>
-      <w:r>
-        <w:rPr>
-          <w:rFonts w:ascii="Times New Roman" w:hAnsi="Times New Roman" w:cs="Times New Roman"/>
-          <w:sz w:val="28"/>
-          <w:szCs w:val="28"/>
-          <w:lang w:val="ru-RU"/>
-        </w:rPr>
-        <w:t>О.Р.Турко</w:t>
-      </w:r>
-      <w:proofErr w:type="spellEnd"/>
+        <w:t xml:space="preserve">         О.Р.Турко</w:t>
+      </w:r>
     </w:p>
     <w:p>
       <w:pPr>
